--- a/files/档案材料/0710/1928年7月-工商部中华国货展览会实录-Y009-001-00366.docx
+++ b/files/档案材料/0710/1928年7月-工商部中华国货展览会实录-Y009-001-00366.docx
@@ -3,17 +3,41 @@
 <w:document xmlns:wpc="http://schemas.microsoft.com/office/word/2010/wordprocessingCanvas" xmlns:cx="http://schemas.microsoft.com/office/drawing/2014/chartex" xmlns:cx1="http://schemas.microsoft.com/office/drawing/2015/9/8/chartex" xmlns:cx2="http://schemas.microsoft.com/office/drawing/2015/10/21/chartex" xmlns:cx3="http://schemas.microsoft.com/office/drawing/2016/5/9/chartex" xmlns:cx4="http://schemas.microsoft.com/office/drawing/2016/5/10/chartex" xmlns:cx5="http://schemas.microsoft.com/office/drawing/2016/5/11/chartex" xmlns:cx6="http://schemas.microsoft.com/office/drawing/2016/5/12/chartex" xmlns:cx7="http://schemas.microsoft.com/office/drawing/2016/5/13/chartex" xmlns:cx8="http://schemas.microsoft.com/office/drawing/2016/5/14/chartex" xmlns:mc="http://schemas.openxmlformats.org/markup-compatibility/2006" xmlns:aink="http://schemas.microsoft.com/office/drawing/2016/ink" xmlns:am3d="http://schemas.microsoft.com/office/drawing/2017/model3d" xmlns:o="urn:schemas-microsoft-com:office:office" xmlns:oel="http://schemas.microsoft.com/office/2019/extlst" xmlns:r="http://schemas.openxmlformats.org/officeDocument/2006/relationships" xmlns:m="http://schemas.openxmlformats.org/officeDocument/2006/math" xmlns:v="urn:schemas-microsoft-com:vml" xmlns:wp14="http://schemas.microsoft.com/office/word/2010/wordprocessingDrawing" xmlns:wp="http://schemas.openxmlformats.org/drawingml/2006/wordprocessingDrawing" xmlns:w10="urn:schemas-microsoft-com:office:word" xmlns:w="http://schemas.openxmlformats.org/wordprocessingml/2006/main" xmlns:w14="http://schemas.microsoft.com/office/word/2010/wordml" xmlns:w15="http://schemas.microsoft.com/office/word/2012/wordml" xmlns:w16cex="http://schemas.microsoft.com/office/word/2018/wordml/cex" xmlns:w16cid="http://schemas.microsoft.com/office/word/2016/wordml/cid" xmlns:w16="http://schemas.microsoft.com/office/word/2018/wordml" xmlns:w16du="http://schemas.microsoft.com/office/word/2023/wordml/word16du" xmlns:w16sdtdh="http://schemas.microsoft.com/office/word/2020/wordml/sdtdatahash" xmlns:w16sdtfl="http://schemas.microsoft.com/office/word/2024/wordml/sdtformatlock" xmlns:w16se="http://schemas.microsoft.com/office/word/2015/wordml/symex" xmlns:wpg="http://schemas.microsoft.com/office/word/2010/wordprocessingGroup" xmlns:wpi="http://schemas.microsoft.com/office/word/2010/wordprocessingInk" xmlns:wne="http://schemas.microsoft.com/office/word/2006/wordml" xmlns:wps="http://schemas.microsoft.com/office/word/2010/wordprocessingShape" mc:Ignorable="w14 w15 w16se w16cid w16 w16cex w16sdtdh w16sdtfl w16du wp14">
   <w:body>
     <w:p>
+      <w:pPr>
+        <w:rPr>
+          <w:rFonts w:ascii="Times New Roman" w:eastAsia="宋体" w:hAnsi="Times New Roman" w:cs="Times New Roman"/>
+        </w:rPr>
+      </w:pPr>
       <w:r>
         <w:rPr>
-          <w:rFonts w:hint="eastAsia"/>
+          <w:rFonts w:ascii="Times New Roman" w:eastAsia="宋体" w:hAnsi="Times New Roman" w:cs="Times New Roman"/>
         </w:rPr>
-        <w:t>本会售品部各厂家营业概况统计表</w:t>
+        <w:t>本会</w:t>
+      </w:r>
+      <w:proofErr w:type="gramStart"/>
+      <w:r>
+        <w:rPr>
+          <w:rFonts w:ascii="Times New Roman" w:eastAsia="宋体" w:hAnsi="Times New Roman" w:cs="Times New Roman"/>
+        </w:rPr>
+        <w:t>售品部各</w:t>
+      </w:r>
+      <w:proofErr w:type="gramEnd"/>
+      <w:r>
+        <w:rPr>
+          <w:rFonts w:ascii="Times New Roman" w:eastAsia="宋体" w:hAnsi="Times New Roman" w:cs="Times New Roman"/>
+        </w:rPr>
+        <w:t>厂家营业概况统计表</w:t>
       </w:r>
     </w:p>
     <w:p>
+      <w:pPr>
+        <w:rPr>
+          <w:rFonts w:ascii="Times New Roman" w:eastAsia="宋体" w:hAnsi="Times New Roman" w:cs="Times New Roman"/>
+        </w:rPr>
+      </w:pPr>
       <w:r>
         <w:rPr>
-          <w:rFonts w:hint="eastAsia"/>
+          <w:rFonts w:ascii="Times New Roman" w:eastAsia="宋体" w:hAnsi="Times New Roman" w:cs="Times New Roman"/>
         </w:rPr>
         <w:t>以通用银元为单位</w:t>
       </w:r>
@@ -22,43 +46,49 @@
       <w:tblPr>
         <w:tblStyle w:val="af2"/>
         <w:tblW w:w="0" w:type="auto"/>
+        <w:tblCellMar>
+          <w:top w:w="216" w:type="dxa"/>
+          <w:left w:w="216" w:type="dxa"/>
+          <w:bottom w:w="216" w:type="dxa"/>
+          <w:right w:w="216" w:type="dxa"/>
+        </w:tblCellMar>
         <w:tblLook w:val="04A0" w:firstRow="1" w:lastRow="0" w:firstColumn="1" w:lastColumn="0" w:noHBand="0" w:noVBand="1"/>
       </w:tblPr>
       <w:tblGrid>
-        <w:gridCol w:w="284"/>
-        <w:gridCol w:w="443"/>
-        <w:gridCol w:w="479"/>
-        <w:gridCol w:w="479"/>
-        <w:gridCol w:w="479"/>
-        <w:gridCol w:w="443"/>
-        <w:gridCol w:w="443"/>
-        <w:gridCol w:w="408"/>
-        <w:gridCol w:w="443"/>
-        <w:gridCol w:w="443"/>
-        <w:gridCol w:w="408"/>
-        <w:gridCol w:w="443"/>
-        <w:gridCol w:w="443"/>
-        <w:gridCol w:w="443"/>
-        <w:gridCol w:w="443"/>
-        <w:gridCol w:w="443"/>
-        <w:gridCol w:w="443"/>
-        <w:gridCol w:w="443"/>
-        <w:gridCol w:w="443"/>
+        <w:gridCol w:w="432"/>
+        <w:gridCol w:w="436"/>
+        <w:gridCol w:w="437"/>
+        <w:gridCol w:w="437"/>
+        <w:gridCol w:w="438"/>
+        <w:gridCol w:w="437"/>
+        <w:gridCol w:w="437"/>
+        <w:gridCol w:w="436"/>
+        <w:gridCol w:w="437"/>
+        <w:gridCol w:w="437"/>
+        <w:gridCol w:w="436"/>
+        <w:gridCol w:w="437"/>
+        <w:gridCol w:w="437"/>
+        <w:gridCol w:w="437"/>
+        <w:gridCol w:w="437"/>
+        <w:gridCol w:w="437"/>
+        <w:gridCol w:w="437"/>
+        <w:gridCol w:w="437"/>
+        <w:gridCol w:w="437"/>
       </w:tblGrid>
       <w:tr>
         <w:tc>
           <w:tcPr>
-            <w:tcW w:w="436" w:type="dxa"/>
-          </w:tcPr>
-          <w:p>
-            <w:pPr>
-              <w:rPr>
-                <w:rFonts w:hint="eastAsia"/>
-              </w:rPr>
-            </w:pPr>
-            <w:r>
-              <w:rPr>
-                <w:rFonts w:hint="eastAsia"/>
+            <w:tcW w:w="0" w:type="auto"/>
+          </w:tcPr>
+          <w:p>
+            <w:pPr>
+              <w:rPr>
+                <w:rFonts w:ascii="Times New Roman" w:eastAsia="宋体" w:hAnsi="Times New Roman" w:cs="Times New Roman"/>
+              </w:rPr>
+            </w:pPr>
+            <w:r>
+              <w:rPr>
+                <w:rFonts w:ascii="Times New Roman" w:eastAsia="宋体" w:hAnsi="Times New Roman" w:cs="Times New Roman"/>
               </w:rPr>
               <w:t>类别</w:t>
             </w:r>
@@ -66,37 +96,43 @@
         </w:tc>
         <w:tc>
           <w:tcPr>
-            <w:tcW w:w="3490" w:type="dxa"/>
+            <w:tcW w:w="0" w:type="auto"/>
             <w:gridSpan w:val="8"/>
           </w:tcPr>
           <w:p>
             <w:pPr>
               <w:rPr>
-                <w:rFonts w:hint="eastAsia"/>
-              </w:rPr>
-            </w:pPr>
-            <w:r>
-              <w:rPr>
-                <w:rFonts w:hint="eastAsia"/>
-              </w:rPr>
-              <w:t xml:space="preserve"> 丝织工业品</w:t>
-            </w:r>
-          </w:p>
-        </w:tc>
-        <w:tc>
-          <w:tcPr>
-            <w:tcW w:w="2185" w:type="dxa"/>
+                <w:rFonts w:ascii="Times New Roman" w:eastAsia="宋体" w:hAnsi="Times New Roman" w:cs="Times New Roman"/>
+              </w:rPr>
+            </w:pPr>
+            <w:r>
+              <w:rPr>
+                <w:rFonts w:ascii="Times New Roman" w:eastAsia="宋体" w:hAnsi="Times New Roman" w:cs="Times New Roman"/>
+              </w:rPr>
+              <w:t xml:space="preserve"> </w:t>
+            </w:r>
+            <w:r>
+              <w:rPr>
+                <w:rFonts w:ascii="Times New Roman" w:eastAsia="宋体" w:hAnsi="Times New Roman" w:cs="Times New Roman"/>
+              </w:rPr>
+              <w:t>丝织工业品</w:t>
+            </w:r>
+          </w:p>
+        </w:tc>
+        <w:tc>
+          <w:tcPr>
+            <w:tcW w:w="0" w:type="auto"/>
             <w:gridSpan w:val="5"/>
           </w:tcPr>
           <w:p>
             <w:pPr>
               <w:rPr>
-                <w:rFonts w:hint="eastAsia"/>
-              </w:rPr>
-            </w:pPr>
-            <w:r>
-              <w:rPr>
-                <w:rFonts w:hint="eastAsia"/>
+                <w:rFonts w:ascii="Times New Roman" w:eastAsia="宋体" w:hAnsi="Times New Roman" w:cs="Times New Roman"/>
+              </w:rPr>
+            </w:pPr>
+            <w:r>
+              <w:rPr>
+                <w:rFonts w:ascii="Times New Roman" w:eastAsia="宋体" w:hAnsi="Times New Roman" w:cs="Times New Roman"/>
               </w:rPr>
               <w:t>棉织工业品</w:t>
             </w:r>
@@ -104,18 +140,18 @@
         </w:tc>
         <w:tc>
           <w:tcPr>
-            <w:tcW w:w="2185" w:type="dxa"/>
+            <w:tcW w:w="0" w:type="auto"/>
             <w:gridSpan w:val="5"/>
           </w:tcPr>
           <w:p>
             <w:pPr>
               <w:rPr>
-                <w:rFonts w:hint="eastAsia"/>
-              </w:rPr>
-            </w:pPr>
-            <w:r>
-              <w:rPr>
-                <w:rFonts w:hint="eastAsia"/>
+                <w:rFonts w:ascii="Times New Roman" w:eastAsia="宋体" w:hAnsi="Times New Roman" w:cs="Times New Roman"/>
+              </w:rPr>
+            </w:pPr>
+            <w:r>
+              <w:rPr>
+                <w:rFonts w:ascii="Times New Roman" w:eastAsia="宋体" w:hAnsi="Times New Roman" w:cs="Times New Roman"/>
               </w:rPr>
               <w:t>毛织工业品</w:t>
             </w:r>
@@ -125,17 +161,17 @@
       <w:tr>
         <w:tc>
           <w:tcPr>
-            <w:tcW w:w="436" w:type="dxa"/>
-          </w:tcPr>
-          <w:p>
-            <w:pPr>
-              <w:rPr>
-                <w:rFonts w:hint="eastAsia"/>
-              </w:rPr>
-            </w:pPr>
-            <w:r>
-              <w:rPr>
-                <w:rFonts w:hint="eastAsia"/>
+            <w:tcW w:w="0" w:type="auto"/>
+          </w:tcPr>
+          <w:p>
+            <w:pPr>
+              <w:rPr>
+                <w:rFonts w:ascii="Times New Roman" w:eastAsia="宋体" w:hAnsi="Times New Roman" w:cs="Times New Roman"/>
+              </w:rPr>
+            </w:pPr>
+            <w:r>
+              <w:rPr>
+                <w:rFonts w:ascii="Times New Roman" w:eastAsia="宋体" w:hAnsi="Times New Roman" w:cs="Times New Roman"/>
               </w:rPr>
               <w:t>厂名</w:t>
             </w:r>
@@ -143,17 +179,17 @@
         </w:tc>
         <w:tc>
           <w:tcPr>
-            <w:tcW w:w="436" w:type="dxa"/>
-          </w:tcPr>
-          <w:p>
-            <w:pPr>
-              <w:rPr>
-                <w:rFonts w:hint="eastAsia"/>
-              </w:rPr>
-            </w:pPr>
-            <w:r>
-              <w:rPr>
-                <w:rFonts w:hint="eastAsia"/>
+            <w:tcW w:w="0" w:type="auto"/>
+          </w:tcPr>
+          <w:p>
+            <w:pPr>
+              <w:rPr>
+                <w:rFonts w:ascii="Times New Roman" w:eastAsia="宋体" w:hAnsi="Times New Roman" w:cs="Times New Roman"/>
+              </w:rPr>
+            </w:pPr>
+            <w:r>
+              <w:rPr>
+                <w:rFonts w:ascii="Times New Roman" w:eastAsia="宋体" w:hAnsi="Times New Roman" w:cs="Times New Roman"/>
               </w:rPr>
               <w:t>美亚丝绸厂</w:t>
             </w:r>
@@ -161,17 +197,17 @@
         </w:tc>
         <w:tc>
           <w:tcPr>
-            <w:tcW w:w="436" w:type="dxa"/>
-          </w:tcPr>
-          <w:p>
-            <w:pPr>
-              <w:rPr>
-                <w:rFonts w:hint="eastAsia"/>
-              </w:rPr>
-            </w:pPr>
-            <w:r>
-              <w:rPr>
-                <w:rFonts w:hint="eastAsia"/>
+            <w:tcW w:w="0" w:type="auto"/>
+          </w:tcPr>
+          <w:p>
+            <w:pPr>
+              <w:rPr>
+                <w:rFonts w:ascii="Times New Roman" w:eastAsia="宋体" w:hAnsi="Times New Roman" w:cs="Times New Roman"/>
+              </w:rPr>
+            </w:pPr>
+            <w:r>
+              <w:rPr>
+                <w:rFonts w:ascii="Times New Roman" w:eastAsia="宋体" w:hAnsi="Times New Roman" w:cs="Times New Roman"/>
               </w:rPr>
               <w:t>经纬绸厂</w:t>
             </w:r>
@@ -179,17 +215,17 @@
         </w:tc>
         <w:tc>
           <w:tcPr>
-            <w:tcW w:w="436" w:type="dxa"/>
-          </w:tcPr>
-          <w:p>
-            <w:pPr>
-              <w:rPr>
-                <w:rFonts w:hint="eastAsia"/>
-              </w:rPr>
-            </w:pPr>
-            <w:r>
-              <w:rPr>
-                <w:rFonts w:hint="eastAsia"/>
+            <w:tcW w:w="0" w:type="auto"/>
+          </w:tcPr>
+          <w:p>
+            <w:pPr>
+              <w:rPr>
+                <w:rFonts w:ascii="Times New Roman" w:eastAsia="宋体" w:hAnsi="Times New Roman" w:cs="Times New Roman"/>
+              </w:rPr>
+            </w:pPr>
+            <w:r>
+              <w:rPr>
+                <w:rFonts w:ascii="Times New Roman" w:eastAsia="宋体" w:hAnsi="Times New Roman" w:cs="Times New Roman"/>
               </w:rPr>
               <w:t>天福绸缎局</w:t>
             </w:r>
@@ -197,17 +233,17 @@
         </w:tc>
         <w:tc>
           <w:tcPr>
-            <w:tcW w:w="436" w:type="dxa"/>
-          </w:tcPr>
-          <w:p>
-            <w:pPr>
-              <w:rPr>
-                <w:rFonts w:hint="eastAsia"/>
-              </w:rPr>
-            </w:pPr>
-            <w:r>
-              <w:rPr>
-                <w:rFonts w:hint="eastAsia"/>
+            <w:tcW w:w="0" w:type="auto"/>
+          </w:tcPr>
+          <w:p>
+            <w:pPr>
+              <w:rPr>
+                <w:rFonts w:ascii="Times New Roman" w:eastAsia="宋体" w:hAnsi="Times New Roman" w:cs="Times New Roman"/>
+              </w:rPr>
+            </w:pPr>
+            <w:r>
+              <w:rPr>
+                <w:rFonts w:ascii="Times New Roman" w:eastAsia="宋体" w:hAnsi="Times New Roman" w:cs="Times New Roman"/>
               </w:rPr>
               <w:t>纬成公司</w:t>
             </w:r>
@@ -215,17 +251,17 @@
         </w:tc>
         <w:tc>
           <w:tcPr>
-            <w:tcW w:w="436" w:type="dxa"/>
-          </w:tcPr>
-          <w:p>
-            <w:pPr>
-              <w:rPr>
-                <w:rFonts w:hint="eastAsia"/>
-              </w:rPr>
-            </w:pPr>
-            <w:r>
-              <w:rPr>
-                <w:rFonts w:hint="eastAsia"/>
+            <w:tcW w:w="0" w:type="auto"/>
+          </w:tcPr>
+          <w:p>
+            <w:pPr>
+              <w:rPr>
+                <w:rFonts w:ascii="Times New Roman" w:eastAsia="宋体" w:hAnsi="Times New Roman" w:cs="Times New Roman"/>
+              </w:rPr>
+            </w:pPr>
+            <w:r>
+              <w:rPr>
+                <w:rFonts w:ascii="Times New Roman" w:eastAsia="宋体" w:hAnsi="Times New Roman" w:cs="Times New Roman"/>
               </w:rPr>
               <w:t>春华绸厂</w:t>
             </w:r>
@@ -233,35 +269,43 @@
         </w:tc>
         <w:tc>
           <w:tcPr>
-            <w:tcW w:w="436" w:type="dxa"/>
-          </w:tcPr>
-          <w:p>
-            <w:pPr>
-              <w:rPr>
-                <w:rFonts w:hint="eastAsia"/>
-              </w:rPr>
-            </w:pPr>
-            <w:r>
-              <w:rPr>
-                <w:rFonts w:hint="eastAsia"/>
-              </w:rPr>
-              <w:t>都金生丝绸厂</w:t>
-            </w:r>
-          </w:p>
-        </w:tc>
-        <w:tc>
-          <w:tcPr>
-            <w:tcW w:w="437" w:type="dxa"/>
-          </w:tcPr>
-          <w:p>
-            <w:pPr>
-              <w:rPr>
-                <w:rFonts w:hint="eastAsia"/>
-              </w:rPr>
-            </w:pPr>
-            <w:r>
-              <w:rPr>
-                <w:rFonts w:hint="eastAsia"/>
+            <w:tcW w:w="0" w:type="auto"/>
+          </w:tcPr>
+          <w:p>
+            <w:pPr>
+              <w:rPr>
+                <w:rFonts w:ascii="Times New Roman" w:eastAsia="宋体" w:hAnsi="Times New Roman" w:cs="Times New Roman"/>
+              </w:rPr>
+            </w:pPr>
+            <w:proofErr w:type="gramStart"/>
+            <w:r>
+              <w:rPr>
+                <w:rFonts w:ascii="Times New Roman" w:eastAsia="宋体" w:hAnsi="Times New Roman" w:cs="Times New Roman"/>
+              </w:rPr>
+              <w:t>都金生</w:t>
+            </w:r>
+            <w:proofErr w:type="gramEnd"/>
+            <w:r>
+              <w:rPr>
+                <w:rFonts w:ascii="Times New Roman" w:eastAsia="宋体" w:hAnsi="Times New Roman" w:cs="Times New Roman"/>
+              </w:rPr>
+              <w:t>丝绸厂</w:t>
+            </w:r>
+          </w:p>
+        </w:tc>
+        <w:tc>
+          <w:tcPr>
+            <w:tcW w:w="0" w:type="auto"/>
+          </w:tcPr>
+          <w:p>
+            <w:pPr>
+              <w:rPr>
+                <w:rFonts w:ascii="Times New Roman" w:eastAsia="宋体" w:hAnsi="Times New Roman" w:cs="Times New Roman"/>
+              </w:rPr>
+            </w:pPr>
+            <w:r>
+              <w:rPr>
+                <w:rFonts w:ascii="Times New Roman" w:eastAsia="宋体" w:hAnsi="Times New Roman" w:cs="Times New Roman"/>
               </w:rPr>
               <w:t>启文丝绸厂</w:t>
             </w:r>
@@ -269,17 +313,17 @@
         </w:tc>
         <w:tc>
           <w:tcPr>
-            <w:tcW w:w="437" w:type="dxa"/>
-          </w:tcPr>
-          <w:p>
-            <w:pPr>
-              <w:rPr>
-                <w:rFonts w:hint="eastAsia"/>
-              </w:rPr>
-            </w:pPr>
-            <w:r>
-              <w:rPr>
-                <w:rFonts w:hint="eastAsia"/>
+            <w:tcW w:w="0" w:type="auto"/>
+          </w:tcPr>
+          <w:p>
+            <w:pPr>
+              <w:rPr>
+                <w:rFonts w:ascii="Times New Roman" w:eastAsia="宋体" w:hAnsi="Times New Roman" w:cs="Times New Roman"/>
+              </w:rPr>
+            </w:pPr>
+            <w:r>
+              <w:rPr>
+                <w:rFonts w:ascii="Times New Roman" w:eastAsia="宋体" w:hAnsi="Times New Roman" w:cs="Times New Roman"/>
               </w:rPr>
               <w:t>胜德织造厂</w:t>
             </w:r>
@@ -287,17 +331,17 @@
         </w:tc>
         <w:tc>
           <w:tcPr>
-            <w:tcW w:w="437" w:type="dxa"/>
-          </w:tcPr>
-          <w:p>
-            <w:pPr>
-              <w:rPr>
-                <w:rFonts w:hint="eastAsia"/>
-              </w:rPr>
-            </w:pPr>
-            <w:r>
-              <w:rPr>
-                <w:rFonts w:hint="eastAsia"/>
+            <w:tcW w:w="0" w:type="auto"/>
+          </w:tcPr>
+          <w:p>
+            <w:pPr>
+              <w:rPr>
+                <w:rFonts w:ascii="Times New Roman" w:eastAsia="宋体" w:hAnsi="Times New Roman" w:cs="Times New Roman"/>
+              </w:rPr>
+            </w:pPr>
+            <w:r>
+              <w:rPr>
+                <w:rFonts w:ascii="Times New Roman" w:eastAsia="宋体" w:hAnsi="Times New Roman" w:cs="Times New Roman"/>
               </w:rPr>
               <w:t>三友实业社</w:t>
             </w:r>
@@ -305,17 +349,17 @@
         </w:tc>
         <w:tc>
           <w:tcPr>
-            <w:tcW w:w="437" w:type="dxa"/>
-          </w:tcPr>
-          <w:p>
-            <w:pPr>
-              <w:rPr>
-                <w:rFonts w:hint="eastAsia"/>
-              </w:rPr>
-            </w:pPr>
-            <w:r>
-              <w:rPr>
-                <w:rFonts w:hint="eastAsia"/>
+            <w:tcW w:w="0" w:type="auto"/>
+          </w:tcPr>
+          <w:p>
+            <w:pPr>
+              <w:rPr>
+                <w:rFonts w:ascii="Times New Roman" w:eastAsia="宋体" w:hAnsi="Times New Roman" w:cs="Times New Roman"/>
+              </w:rPr>
+            </w:pPr>
+            <w:r>
+              <w:rPr>
+                <w:rFonts w:ascii="Times New Roman" w:eastAsia="宋体" w:hAnsi="Times New Roman" w:cs="Times New Roman"/>
               </w:rPr>
               <w:t>华东织造厂</w:t>
             </w:r>
@@ -323,17 +367,17 @@
         </w:tc>
         <w:tc>
           <w:tcPr>
-            <w:tcW w:w="437" w:type="dxa"/>
-          </w:tcPr>
-          <w:p>
-            <w:pPr>
-              <w:rPr>
-                <w:rFonts w:hint="eastAsia"/>
-              </w:rPr>
-            </w:pPr>
-            <w:r>
-              <w:rPr>
-                <w:rFonts w:hint="eastAsia"/>
+            <w:tcW w:w="0" w:type="auto"/>
+          </w:tcPr>
+          <w:p>
+            <w:pPr>
+              <w:rPr>
+                <w:rFonts w:ascii="Times New Roman" w:eastAsia="宋体" w:hAnsi="Times New Roman" w:cs="Times New Roman"/>
+              </w:rPr>
+            </w:pPr>
+            <w:r>
+              <w:rPr>
+                <w:rFonts w:ascii="Times New Roman" w:eastAsia="宋体" w:hAnsi="Times New Roman" w:cs="Times New Roman"/>
               </w:rPr>
               <w:t>振华染织厂</w:t>
             </w:r>
@@ -341,17 +385,17 @@
         </w:tc>
         <w:tc>
           <w:tcPr>
-            <w:tcW w:w="437" w:type="dxa"/>
-          </w:tcPr>
-          <w:p>
-            <w:pPr>
-              <w:rPr>
-                <w:rFonts w:hint="eastAsia"/>
-              </w:rPr>
-            </w:pPr>
-            <w:r>
-              <w:rPr>
-                <w:rFonts w:hint="eastAsia"/>
+            <w:tcW w:w="0" w:type="auto"/>
+          </w:tcPr>
+          <w:p>
+            <w:pPr>
+              <w:rPr>
+                <w:rFonts w:ascii="Times New Roman" w:eastAsia="宋体" w:hAnsi="Times New Roman" w:cs="Times New Roman"/>
+              </w:rPr>
+            </w:pPr>
+            <w:r>
+              <w:rPr>
+                <w:rFonts w:ascii="Times New Roman" w:eastAsia="宋体" w:hAnsi="Times New Roman" w:cs="Times New Roman"/>
               </w:rPr>
               <w:t>广生织造厂</w:t>
             </w:r>
@@ -359,17 +403,17 @@
         </w:tc>
         <w:tc>
           <w:tcPr>
-            <w:tcW w:w="437" w:type="dxa"/>
-          </w:tcPr>
-          <w:p>
-            <w:pPr>
-              <w:rPr>
-                <w:rFonts w:hint="eastAsia"/>
-              </w:rPr>
-            </w:pPr>
-            <w:r>
-              <w:rPr>
-                <w:rFonts w:hint="eastAsia"/>
+            <w:tcW w:w="0" w:type="auto"/>
+          </w:tcPr>
+          <w:p>
+            <w:pPr>
+              <w:rPr>
+                <w:rFonts w:ascii="Times New Roman" w:eastAsia="宋体" w:hAnsi="Times New Roman" w:cs="Times New Roman"/>
+              </w:rPr>
+            </w:pPr>
+            <w:r>
+              <w:rPr>
+                <w:rFonts w:ascii="Times New Roman" w:eastAsia="宋体" w:hAnsi="Times New Roman" w:cs="Times New Roman"/>
               </w:rPr>
               <w:t>五和厂</w:t>
             </w:r>
@@ -377,17 +421,17 @@
         </w:tc>
         <w:tc>
           <w:tcPr>
-            <w:tcW w:w="437" w:type="dxa"/>
-          </w:tcPr>
-          <w:p>
-            <w:pPr>
-              <w:rPr>
-                <w:rFonts w:hint="eastAsia"/>
-              </w:rPr>
-            </w:pPr>
-            <w:r>
-              <w:rPr>
-                <w:rFonts w:hint="eastAsia"/>
+            <w:tcW w:w="0" w:type="auto"/>
+          </w:tcPr>
+          <w:p>
+            <w:pPr>
+              <w:rPr>
+                <w:rFonts w:ascii="Times New Roman" w:eastAsia="宋体" w:hAnsi="Times New Roman" w:cs="Times New Roman"/>
+              </w:rPr>
+            </w:pPr>
+            <w:r>
+              <w:rPr>
+                <w:rFonts w:ascii="Times New Roman" w:eastAsia="宋体" w:hAnsi="Times New Roman" w:cs="Times New Roman"/>
               </w:rPr>
               <w:t>胜达呢绒厂</w:t>
             </w:r>
@@ -395,35 +439,37 @@
         </w:tc>
         <w:tc>
           <w:tcPr>
-            <w:tcW w:w="437" w:type="dxa"/>
-          </w:tcPr>
-          <w:p>
-            <w:pPr>
-              <w:rPr>
-                <w:rFonts w:hint="eastAsia"/>
-              </w:rPr>
-            </w:pPr>
-            <w:r>
-              <w:rPr>
-                <w:rFonts w:hint="eastAsia"/>
+            <w:tcW w:w="0" w:type="auto"/>
+          </w:tcPr>
+          <w:p>
+            <w:pPr>
+              <w:rPr>
+                <w:rFonts w:ascii="Times New Roman" w:eastAsia="宋体" w:hAnsi="Times New Roman" w:cs="Times New Roman"/>
+              </w:rPr>
+            </w:pPr>
+            <w:proofErr w:type="gramStart"/>
+            <w:r>
+              <w:rPr>
+                <w:rFonts w:ascii="Times New Roman" w:eastAsia="宋体" w:hAnsi="Times New Roman" w:cs="Times New Roman"/>
               </w:rPr>
               <w:t>纬伦毛绒厂</w:t>
             </w:r>
-          </w:p>
-        </w:tc>
-        <w:tc>
-          <w:tcPr>
-            <w:tcW w:w="437" w:type="dxa"/>
-          </w:tcPr>
-          <w:p>
-            <w:pPr>
-              <w:rPr>
-                <w:rFonts w:hint="eastAsia"/>
-              </w:rPr>
-            </w:pPr>
-            <w:r>
-              <w:rPr>
-                <w:rFonts w:hint="eastAsia"/>
+            <w:proofErr w:type="gramEnd"/>
+          </w:p>
+        </w:tc>
+        <w:tc>
+          <w:tcPr>
+            <w:tcW w:w="0" w:type="auto"/>
+          </w:tcPr>
+          <w:p>
+            <w:pPr>
+              <w:rPr>
+                <w:rFonts w:ascii="Times New Roman" w:eastAsia="宋体" w:hAnsi="Times New Roman" w:cs="Times New Roman"/>
+              </w:rPr>
+            </w:pPr>
+            <w:r>
+              <w:rPr>
+                <w:rFonts w:ascii="Times New Roman" w:eastAsia="宋体" w:hAnsi="Times New Roman" w:cs="Times New Roman"/>
               </w:rPr>
               <w:t>维一毛绒织造厂</w:t>
             </w:r>
@@ -431,17 +477,17 @@
         </w:tc>
         <w:tc>
           <w:tcPr>
-            <w:tcW w:w="437" w:type="dxa"/>
-          </w:tcPr>
-          <w:p>
-            <w:pPr>
-              <w:rPr>
-                <w:rFonts w:hint="eastAsia"/>
-              </w:rPr>
-            </w:pPr>
-            <w:r>
-              <w:rPr>
-                <w:rFonts w:hint="eastAsia"/>
+            <w:tcW w:w="0" w:type="auto"/>
+          </w:tcPr>
+          <w:p>
+            <w:pPr>
+              <w:rPr>
+                <w:rFonts w:ascii="Times New Roman" w:eastAsia="宋体" w:hAnsi="Times New Roman" w:cs="Times New Roman"/>
+              </w:rPr>
+            </w:pPr>
+            <w:r>
+              <w:rPr>
+                <w:rFonts w:ascii="Times New Roman" w:eastAsia="宋体" w:hAnsi="Times New Roman" w:cs="Times New Roman"/>
               </w:rPr>
               <w:t>华福呢帽厂</w:t>
             </w:r>
@@ -449,17 +495,17 @@
         </w:tc>
         <w:tc>
           <w:tcPr>
-            <w:tcW w:w="437" w:type="dxa"/>
-          </w:tcPr>
-          <w:p>
-            <w:pPr>
-              <w:rPr>
-                <w:rFonts w:hint="eastAsia"/>
-              </w:rPr>
-            </w:pPr>
-            <w:r>
-              <w:rPr>
-                <w:rFonts w:hint="eastAsia"/>
+            <w:tcW w:w="0" w:type="auto"/>
+          </w:tcPr>
+          <w:p>
+            <w:pPr>
+              <w:rPr>
+                <w:rFonts w:ascii="Times New Roman" w:eastAsia="宋体" w:hAnsi="Times New Roman" w:cs="Times New Roman"/>
+              </w:rPr>
+            </w:pPr>
+            <w:r>
+              <w:rPr>
+                <w:rFonts w:ascii="Times New Roman" w:eastAsia="宋体" w:hAnsi="Times New Roman" w:cs="Times New Roman"/>
               </w:rPr>
               <w:t>广生行</w:t>
             </w:r>
@@ -469,17 +515,17 @@
       <w:tr>
         <w:tc>
           <w:tcPr>
-            <w:tcW w:w="436" w:type="dxa"/>
-          </w:tcPr>
-          <w:p>
-            <w:pPr>
-              <w:rPr>
-                <w:rFonts w:hint="eastAsia"/>
-              </w:rPr>
-            </w:pPr>
-            <w:r>
-              <w:rPr>
-                <w:rFonts w:hint="eastAsia"/>
+            <w:tcW w:w="0" w:type="auto"/>
+          </w:tcPr>
+          <w:p>
+            <w:pPr>
+              <w:rPr>
+                <w:rFonts w:ascii="Times New Roman" w:eastAsia="宋体" w:hAnsi="Times New Roman" w:cs="Times New Roman"/>
+              </w:rPr>
+            </w:pPr>
+            <w:r>
+              <w:rPr>
+                <w:rFonts w:ascii="Times New Roman" w:eastAsia="宋体" w:hAnsi="Times New Roman" w:cs="Times New Roman"/>
               </w:rPr>
               <w:t>八周销售总额</w:t>
             </w:r>
@@ -487,17 +533,17 @@
         </w:tc>
         <w:tc>
           <w:tcPr>
-            <w:tcW w:w="436" w:type="dxa"/>
-          </w:tcPr>
-          <w:p>
-            <w:pPr>
-              <w:rPr>
-                <w:rFonts w:hint="eastAsia"/>
-              </w:rPr>
-            </w:pPr>
-            <w:r>
-              <w:rPr>
-                <w:rFonts w:hint="eastAsia"/>
+            <w:tcW w:w="0" w:type="auto"/>
+          </w:tcPr>
+          <w:p>
+            <w:pPr>
+              <w:rPr>
+                <w:rFonts w:ascii="Times New Roman" w:eastAsia="宋体" w:hAnsi="Times New Roman" w:cs="Times New Roman"/>
+              </w:rPr>
+            </w:pPr>
+            <w:r>
+              <w:rPr>
+                <w:rFonts w:ascii="Times New Roman" w:eastAsia="宋体" w:hAnsi="Times New Roman" w:cs="Times New Roman"/>
               </w:rPr>
               <w:t>6753.30</w:t>
             </w:r>
@@ -505,17 +551,17 @@
         </w:tc>
         <w:tc>
           <w:tcPr>
-            <w:tcW w:w="436" w:type="dxa"/>
-          </w:tcPr>
-          <w:p>
-            <w:pPr>
-              <w:rPr>
-                <w:rFonts w:hint="eastAsia"/>
-              </w:rPr>
-            </w:pPr>
-            <w:r>
-              <w:rPr>
-                <w:rFonts w:hint="eastAsia"/>
+            <w:tcW w:w="0" w:type="auto"/>
+          </w:tcPr>
+          <w:p>
+            <w:pPr>
+              <w:rPr>
+                <w:rFonts w:ascii="Times New Roman" w:eastAsia="宋体" w:hAnsi="Times New Roman" w:cs="Times New Roman"/>
+              </w:rPr>
+            </w:pPr>
+            <w:r>
+              <w:rPr>
+                <w:rFonts w:ascii="Times New Roman" w:eastAsia="宋体" w:hAnsi="Times New Roman" w:cs="Times New Roman"/>
               </w:rPr>
               <w:t>12700.06</w:t>
             </w:r>
@@ -523,17 +569,17 @@
         </w:tc>
         <w:tc>
           <w:tcPr>
-            <w:tcW w:w="436" w:type="dxa"/>
-          </w:tcPr>
-          <w:p>
-            <w:pPr>
-              <w:rPr>
-                <w:rFonts w:hint="eastAsia"/>
-              </w:rPr>
-            </w:pPr>
-            <w:r>
-              <w:rPr>
-                <w:rFonts w:hint="eastAsia"/>
+            <w:tcW w:w="0" w:type="auto"/>
+          </w:tcPr>
+          <w:p>
+            <w:pPr>
+              <w:rPr>
+                <w:rFonts w:ascii="Times New Roman" w:eastAsia="宋体" w:hAnsi="Times New Roman" w:cs="Times New Roman"/>
+              </w:rPr>
+            </w:pPr>
+            <w:r>
+              <w:rPr>
+                <w:rFonts w:ascii="Times New Roman" w:eastAsia="宋体" w:hAnsi="Times New Roman" w:cs="Times New Roman"/>
               </w:rPr>
               <w:t>16542.29</w:t>
             </w:r>
@@ -541,17 +587,17 @@
         </w:tc>
         <w:tc>
           <w:tcPr>
-            <w:tcW w:w="436" w:type="dxa"/>
-          </w:tcPr>
-          <w:p>
-            <w:pPr>
-              <w:rPr>
-                <w:rFonts w:hint="eastAsia"/>
-              </w:rPr>
-            </w:pPr>
-            <w:r>
-              <w:rPr>
-                <w:rFonts w:hint="eastAsia"/>
+            <w:tcW w:w="0" w:type="auto"/>
+          </w:tcPr>
+          <w:p>
+            <w:pPr>
+              <w:rPr>
+                <w:rFonts w:ascii="Times New Roman" w:eastAsia="宋体" w:hAnsi="Times New Roman" w:cs="Times New Roman"/>
+              </w:rPr>
+            </w:pPr>
+            <w:r>
+              <w:rPr>
+                <w:rFonts w:ascii="Times New Roman" w:eastAsia="宋体" w:hAnsi="Times New Roman" w:cs="Times New Roman"/>
               </w:rPr>
               <w:t>17918.30</w:t>
             </w:r>
@@ -559,17 +605,17 @@
         </w:tc>
         <w:tc>
           <w:tcPr>
-            <w:tcW w:w="436" w:type="dxa"/>
-          </w:tcPr>
-          <w:p>
-            <w:pPr>
-              <w:rPr>
-                <w:rFonts w:hint="eastAsia"/>
-              </w:rPr>
-            </w:pPr>
-            <w:r>
-              <w:rPr>
-                <w:rFonts w:hint="eastAsia"/>
+            <w:tcW w:w="0" w:type="auto"/>
+          </w:tcPr>
+          <w:p>
+            <w:pPr>
+              <w:rPr>
+                <w:rFonts w:ascii="Times New Roman" w:eastAsia="宋体" w:hAnsi="Times New Roman" w:cs="Times New Roman"/>
+              </w:rPr>
+            </w:pPr>
+            <w:r>
+              <w:rPr>
+                <w:rFonts w:ascii="Times New Roman" w:eastAsia="宋体" w:hAnsi="Times New Roman" w:cs="Times New Roman"/>
               </w:rPr>
               <w:t>2301.98</w:t>
             </w:r>
@@ -577,17 +623,17 @@
         </w:tc>
         <w:tc>
           <w:tcPr>
-            <w:tcW w:w="436" w:type="dxa"/>
-          </w:tcPr>
-          <w:p>
-            <w:pPr>
-              <w:rPr>
-                <w:rFonts w:hint="eastAsia"/>
-              </w:rPr>
-            </w:pPr>
-            <w:r>
-              <w:rPr>
-                <w:rFonts w:hint="eastAsia"/>
+            <w:tcW w:w="0" w:type="auto"/>
+          </w:tcPr>
+          <w:p>
+            <w:pPr>
+              <w:rPr>
+                <w:rFonts w:ascii="Times New Roman" w:eastAsia="宋体" w:hAnsi="Times New Roman" w:cs="Times New Roman"/>
+              </w:rPr>
+            </w:pPr>
+            <w:r>
+              <w:rPr>
+                <w:rFonts w:ascii="Times New Roman" w:eastAsia="宋体" w:hAnsi="Times New Roman" w:cs="Times New Roman"/>
               </w:rPr>
               <w:t>9817.69</w:t>
             </w:r>
@@ -595,17 +641,17 @@
         </w:tc>
         <w:tc>
           <w:tcPr>
-            <w:tcW w:w="437" w:type="dxa"/>
-          </w:tcPr>
-          <w:p>
-            <w:pPr>
-              <w:rPr>
-                <w:rFonts w:hint="eastAsia"/>
-              </w:rPr>
-            </w:pPr>
-            <w:r>
-              <w:rPr>
-                <w:rFonts w:hint="eastAsia"/>
+            <w:tcW w:w="0" w:type="auto"/>
+          </w:tcPr>
+          <w:p>
+            <w:pPr>
+              <w:rPr>
+                <w:rFonts w:ascii="Times New Roman" w:eastAsia="宋体" w:hAnsi="Times New Roman" w:cs="Times New Roman"/>
+              </w:rPr>
+            </w:pPr>
+            <w:r>
+              <w:rPr>
+                <w:rFonts w:ascii="Times New Roman" w:eastAsia="宋体" w:hAnsi="Times New Roman" w:cs="Times New Roman"/>
               </w:rPr>
               <w:t>815.32</w:t>
             </w:r>
@@ -613,17 +659,17 @@
         </w:tc>
         <w:tc>
           <w:tcPr>
-            <w:tcW w:w="437" w:type="dxa"/>
-          </w:tcPr>
-          <w:p>
-            <w:pPr>
-              <w:rPr>
-                <w:rFonts w:hint="eastAsia"/>
-              </w:rPr>
-            </w:pPr>
-            <w:r>
-              <w:rPr>
-                <w:rFonts w:hint="eastAsia"/>
+            <w:tcW w:w="0" w:type="auto"/>
+          </w:tcPr>
+          <w:p>
+            <w:pPr>
+              <w:rPr>
+                <w:rFonts w:ascii="Times New Roman" w:eastAsia="宋体" w:hAnsi="Times New Roman" w:cs="Times New Roman"/>
+              </w:rPr>
+            </w:pPr>
+            <w:r>
+              <w:rPr>
+                <w:rFonts w:ascii="Times New Roman" w:eastAsia="宋体" w:hAnsi="Times New Roman" w:cs="Times New Roman"/>
               </w:rPr>
               <w:t>2430.61</w:t>
             </w:r>
@@ -631,17 +677,17 @@
         </w:tc>
         <w:tc>
           <w:tcPr>
-            <w:tcW w:w="437" w:type="dxa"/>
-          </w:tcPr>
-          <w:p>
-            <w:pPr>
-              <w:rPr>
-                <w:rFonts w:hint="eastAsia"/>
-              </w:rPr>
-            </w:pPr>
-            <w:r>
-              <w:rPr>
-                <w:rFonts w:hint="eastAsia"/>
+            <w:tcW w:w="0" w:type="auto"/>
+          </w:tcPr>
+          <w:p>
+            <w:pPr>
+              <w:rPr>
+                <w:rFonts w:ascii="Times New Roman" w:eastAsia="宋体" w:hAnsi="Times New Roman" w:cs="Times New Roman"/>
+              </w:rPr>
+            </w:pPr>
+            <w:r>
+              <w:rPr>
+                <w:rFonts w:ascii="Times New Roman" w:eastAsia="宋体" w:hAnsi="Times New Roman" w:cs="Times New Roman"/>
               </w:rPr>
               <w:t>2954.36</w:t>
             </w:r>
@@ -649,17 +695,17 @@
         </w:tc>
         <w:tc>
           <w:tcPr>
-            <w:tcW w:w="437" w:type="dxa"/>
-          </w:tcPr>
-          <w:p>
-            <w:pPr>
-              <w:rPr>
-                <w:rFonts w:hint="eastAsia"/>
-              </w:rPr>
-            </w:pPr>
-            <w:r>
-              <w:rPr>
-                <w:rFonts w:hint="eastAsia"/>
+            <w:tcW w:w="0" w:type="auto"/>
+          </w:tcPr>
+          <w:p>
+            <w:pPr>
+              <w:rPr>
+                <w:rFonts w:ascii="Times New Roman" w:eastAsia="宋体" w:hAnsi="Times New Roman" w:cs="Times New Roman"/>
+              </w:rPr>
+            </w:pPr>
+            <w:r>
+              <w:rPr>
+                <w:rFonts w:ascii="Times New Roman" w:eastAsia="宋体" w:hAnsi="Times New Roman" w:cs="Times New Roman"/>
               </w:rPr>
               <w:t>448.56</w:t>
             </w:r>
@@ -667,17 +713,17 @@
         </w:tc>
         <w:tc>
           <w:tcPr>
-            <w:tcW w:w="437" w:type="dxa"/>
-          </w:tcPr>
-          <w:p>
-            <w:pPr>
-              <w:rPr>
-                <w:rFonts w:hint="eastAsia"/>
-              </w:rPr>
-            </w:pPr>
-            <w:r>
-              <w:rPr>
-                <w:rFonts w:hint="eastAsia"/>
+            <w:tcW w:w="0" w:type="auto"/>
+          </w:tcPr>
+          <w:p>
+            <w:pPr>
+              <w:rPr>
+                <w:rFonts w:ascii="Times New Roman" w:eastAsia="宋体" w:hAnsi="Times New Roman" w:cs="Times New Roman"/>
+              </w:rPr>
+            </w:pPr>
+            <w:r>
+              <w:rPr>
+                <w:rFonts w:ascii="Times New Roman" w:eastAsia="宋体" w:hAnsi="Times New Roman" w:cs="Times New Roman"/>
               </w:rPr>
               <w:t>1960.22</w:t>
             </w:r>
@@ -685,17 +731,17 @@
         </w:tc>
         <w:tc>
           <w:tcPr>
-            <w:tcW w:w="437" w:type="dxa"/>
-          </w:tcPr>
-          <w:p>
-            <w:pPr>
-              <w:rPr>
-                <w:rFonts w:hint="eastAsia"/>
-              </w:rPr>
-            </w:pPr>
-            <w:r>
-              <w:rPr>
-                <w:rFonts w:hint="eastAsia"/>
+            <w:tcW w:w="0" w:type="auto"/>
+          </w:tcPr>
+          <w:p>
+            <w:pPr>
+              <w:rPr>
+                <w:rFonts w:ascii="Times New Roman" w:eastAsia="宋体" w:hAnsi="Times New Roman" w:cs="Times New Roman"/>
+              </w:rPr>
+            </w:pPr>
+            <w:r>
+              <w:rPr>
+                <w:rFonts w:ascii="Times New Roman" w:eastAsia="宋体" w:hAnsi="Times New Roman" w:cs="Times New Roman"/>
               </w:rPr>
               <w:t>9097.32</w:t>
             </w:r>
@@ -703,17 +749,17 @@
         </w:tc>
         <w:tc>
           <w:tcPr>
-            <w:tcW w:w="437" w:type="dxa"/>
-          </w:tcPr>
-          <w:p>
-            <w:pPr>
-              <w:rPr>
-                <w:rFonts w:hint="eastAsia"/>
-              </w:rPr>
-            </w:pPr>
-            <w:r>
-              <w:rPr>
-                <w:rFonts w:hint="eastAsia"/>
+            <w:tcW w:w="0" w:type="auto"/>
+          </w:tcPr>
+          <w:p>
+            <w:pPr>
+              <w:rPr>
+                <w:rFonts w:ascii="Times New Roman" w:eastAsia="宋体" w:hAnsi="Times New Roman" w:cs="Times New Roman"/>
+              </w:rPr>
+            </w:pPr>
+            <w:r>
+              <w:rPr>
+                <w:rFonts w:ascii="Times New Roman" w:eastAsia="宋体" w:hAnsi="Times New Roman" w:cs="Times New Roman"/>
               </w:rPr>
               <w:t>4171.09</w:t>
             </w:r>
@@ -721,17 +767,17 @@
         </w:tc>
         <w:tc>
           <w:tcPr>
-            <w:tcW w:w="437" w:type="dxa"/>
-          </w:tcPr>
-          <w:p>
-            <w:pPr>
-              <w:rPr>
-                <w:rFonts w:hint="eastAsia"/>
-              </w:rPr>
-            </w:pPr>
-            <w:r>
-              <w:rPr>
-                <w:rFonts w:hint="eastAsia"/>
+            <w:tcW w:w="0" w:type="auto"/>
+          </w:tcPr>
+          <w:p>
+            <w:pPr>
+              <w:rPr>
+                <w:rFonts w:ascii="Times New Roman" w:eastAsia="宋体" w:hAnsi="Times New Roman" w:cs="Times New Roman"/>
+              </w:rPr>
+            </w:pPr>
+            <w:r>
+              <w:rPr>
+                <w:rFonts w:ascii="Times New Roman" w:eastAsia="宋体" w:hAnsi="Times New Roman" w:cs="Times New Roman"/>
               </w:rPr>
               <w:t>8487.75</w:t>
             </w:r>
@@ -739,17 +785,17 @@
         </w:tc>
         <w:tc>
           <w:tcPr>
-            <w:tcW w:w="437" w:type="dxa"/>
-          </w:tcPr>
-          <w:p>
-            <w:pPr>
-              <w:rPr>
-                <w:rFonts w:hint="eastAsia"/>
-              </w:rPr>
-            </w:pPr>
-            <w:r>
-              <w:rPr>
-                <w:rFonts w:hint="eastAsia"/>
+            <w:tcW w:w="0" w:type="auto"/>
+          </w:tcPr>
+          <w:p>
+            <w:pPr>
+              <w:rPr>
+                <w:rFonts w:ascii="Times New Roman" w:eastAsia="宋体" w:hAnsi="Times New Roman" w:cs="Times New Roman"/>
+              </w:rPr>
+            </w:pPr>
+            <w:r>
+              <w:rPr>
+                <w:rFonts w:ascii="Times New Roman" w:eastAsia="宋体" w:hAnsi="Times New Roman" w:cs="Times New Roman"/>
               </w:rPr>
               <w:t>3114.34</w:t>
             </w:r>
@@ -757,17 +803,17 @@
         </w:tc>
         <w:tc>
           <w:tcPr>
-            <w:tcW w:w="437" w:type="dxa"/>
-          </w:tcPr>
-          <w:p>
-            <w:pPr>
-              <w:rPr>
-                <w:rFonts w:hint="eastAsia"/>
-              </w:rPr>
-            </w:pPr>
-            <w:r>
-              <w:rPr>
-                <w:rFonts w:hint="eastAsia"/>
+            <w:tcW w:w="0" w:type="auto"/>
+          </w:tcPr>
+          <w:p>
+            <w:pPr>
+              <w:rPr>
+                <w:rFonts w:ascii="Times New Roman" w:eastAsia="宋体" w:hAnsi="Times New Roman" w:cs="Times New Roman"/>
+              </w:rPr>
+            </w:pPr>
+            <w:r>
+              <w:rPr>
+                <w:rFonts w:ascii="Times New Roman" w:eastAsia="宋体" w:hAnsi="Times New Roman" w:cs="Times New Roman"/>
               </w:rPr>
               <w:t>2077.00</w:t>
             </w:r>
@@ -775,17 +821,17 @@
         </w:tc>
         <w:tc>
           <w:tcPr>
-            <w:tcW w:w="437" w:type="dxa"/>
-          </w:tcPr>
-          <w:p>
-            <w:pPr>
-              <w:rPr>
-                <w:rFonts w:hint="eastAsia"/>
-              </w:rPr>
-            </w:pPr>
-            <w:r>
-              <w:rPr>
-                <w:rFonts w:hint="eastAsia"/>
+            <w:tcW w:w="0" w:type="auto"/>
+          </w:tcPr>
+          <w:p>
+            <w:pPr>
+              <w:rPr>
+                <w:rFonts w:ascii="Times New Roman" w:eastAsia="宋体" w:hAnsi="Times New Roman" w:cs="Times New Roman"/>
+              </w:rPr>
+            </w:pPr>
+            <w:r>
+              <w:rPr>
+                <w:rFonts w:ascii="Times New Roman" w:eastAsia="宋体" w:hAnsi="Times New Roman" w:cs="Times New Roman"/>
               </w:rPr>
               <w:t>2673.60</w:t>
             </w:r>
@@ -793,17 +839,17 @@
         </w:tc>
         <w:tc>
           <w:tcPr>
-            <w:tcW w:w="437" w:type="dxa"/>
-          </w:tcPr>
-          <w:p>
-            <w:pPr>
-              <w:rPr>
-                <w:rFonts w:hint="eastAsia"/>
-              </w:rPr>
-            </w:pPr>
-            <w:r>
-              <w:rPr>
-                <w:rFonts w:hint="eastAsia"/>
+            <w:tcW w:w="0" w:type="auto"/>
+          </w:tcPr>
+          <w:p>
+            <w:pPr>
+              <w:rPr>
+                <w:rFonts w:ascii="Times New Roman" w:eastAsia="宋体" w:hAnsi="Times New Roman" w:cs="Times New Roman"/>
+              </w:rPr>
+            </w:pPr>
+            <w:r>
+              <w:rPr>
+                <w:rFonts w:ascii="Times New Roman" w:eastAsia="宋体" w:hAnsi="Times New Roman" w:cs="Times New Roman"/>
               </w:rPr>
               <w:t>3198.98</w:t>
             </w:r>
@@ -813,17 +859,17 @@
       <w:tr>
         <w:tc>
           <w:tcPr>
-            <w:tcW w:w="436" w:type="dxa"/>
-          </w:tcPr>
-          <w:p>
-            <w:pPr>
-              <w:rPr>
-                <w:rFonts w:hint="eastAsia"/>
-              </w:rPr>
-            </w:pPr>
-            <w:r>
-              <w:rPr>
-                <w:rFonts w:hint="eastAsia"/>
+            <w:tcW w:w="0" w:type="auto"/>
+          </w:tcPr>
+          <w:p>
+            <w:pPr>
+              <w:rPr>
+                <w:rFonts w:ascii="Times New Roman" w:eastAsia="宋体" w:hAnsi="Times New Roman" w:cs="Times New Roman"/>
+              </w:rPr>
+            </w:pPr>
+            <w:r>
+              <w:rPr>
+                <w:rFonts w:ascii="Times New Roman" w:eastAsia="宋体" w:hAnsi="Times New Roman" w:cs="Times New Roman"/>
               </w:rPr>
               <w:t>每日平均销售额</w:t>
             </w:r>
@@ -831,17 +877,17 @@
         </w:tc>
         <w:tc>
           <w:tcPr>
-            <w:tcW w:w="436" w:type="dxa"/>
-          </w:tcPr>
-          <w:p>
-            <w:pPr>
-              <w:rPr>
-                <w:rFonts w:hint="eastAsia"/>
-              </w:rPr>
-            </w:pPr>
-            <w:r>
-              <w:rPr>
-                <w:rFonts w:hint="eastAsia"/>
+            <w:tcW w:w="0" w:type="auto"/>
+          </w:tcPr>
+          <w:p>
+            <w:pPr>
+              <w:rPr>
+                <w:rFonts w:ascii="Times New Roman" w:eastAsia="宋体" w:hAnsi="Times New Roman" w:cs="Times New Roman"/>
+              </w:rPr>
+            </w:pPr>
+            <w:r>
+              <w:rPr>
+                <w:rFonts w:ascii="Times New Roman" w:eastAsia="宋体" w:hAnsi="Times New Roman" w:cs="Times New Roman"/>
               </w:rPr>
               <w:t>120.00</w:t>
             </w:r>
@@ -849,17 +895,17 @@
         </w:tc>
         <w:tc>
           <w:tcPr>
-            <w:tcW w:w="436" w:type="dxa"/>
-          </w:tcPr>
-          <w:p>
-            <w:pPr>
-              <w:rPr>
-                <w:rFonts w:hint="eastAsia"/>
-              </w:rPr>
-            </w:pPr>
-            <w:r>
-              <w:rPr>
-                <w:rFonts w:hint="eastAsia"/>
+            <w:tcW w:w="0" w:type="auto"/>
+          </w:tcPr>
+          <w:p>
+            <w:pPr>
+              <w:rPr>
+                <w:rFonts w:ascii="Times New Roman" w:eastAsia="宋体" w:hAnsi="Times New Roman" w:cs="Times New Roman"/>
+              </w:rPr>
+            </w:pPr>
+            <w:r>
+              <w:rPr>
+                <w:rFonts w:ascii="Times New Roman" w:eastAsia="宋体" w:hAnsi="Times New Roman" w:cs="Times New Roman"/>
               </w:rPr>
               <w:t>226.00</w:t>
             </w:r>
@@ -867,17 +913,17 @@
         </w:tc>
         <w:tc>
           <w:tcPr>
-            <w:tcW w:w="436" w:type="dxa"/>
-          </w:tcPr>
-          <w:p>
-            <w:pPr>
-              <w:rPr>
-                <w:rFonts w:hint="eastAsia"/>
-              </w:rPr>
-            </w:pPr>
-            <w:r>
-              <w:rPr>
-                <w:rFonts w:hint="eastAsia"/>
+            <w:tcW w:w="0" w:type="auto"/>
+          </w:tcPr>
+          <w:p>
+            <w:pPr>
+              <w:rPr>
+                <w:rFonts w:ascii="Times New Roman" w:eastAsia="宋体" w:hAnsi="Times New Roman" w:cs="Times New Roman"/>
+              </w:rPr>
+            </w:pPr>
+            <w:r>
+              <w:rPr>
+                <w:rFonts w:ascii="Times New Roman" w:eastAsia="宋体" w:hAnsi="Times New Roman" w:cs="Times New Roman"/>
               </w:rPr>
               <w:t>295</w:t>
             </w:r>
@@ -885,17 +931,17 @@
         </w:tc>
         <w:tc>
           <w:tcPr>
-            <w:tcW w:w="436" w:type="dxa"/>
-          </w:tcPr>
-          <w:p>
-            <w:pPr>
-              <w:rPr>
-                <w:rFonts w:hint="eastAsia"/>
-              </w:rPr>
-            </w:pPr>
-            <w:r>
-              <w:rPr>
-                <w:rFonts w:hint="eastAsia"/>
+            <w:tcW w:w="0" w:type="auto"/>
+          </w:tcPr>
+          <w:p>
+            <w:pPr>
+              <w:rPr>
+                <w:rFonts w:ascii="Times New Roman" w:eastAsia="宋体" w:hAnsi="Times New Roman" w:cs="Times New Roman"/>
+              </w:rPr>
+            </w:pPr>
+            <w:r>
+              <w:rPr>
+                <w:rFonts w:ascii="Times New Roman" w:eastAsia="宋体" w:hAnsi="Times New Roman" w:cs="Times New Roman"/>
               </w:rPr>
               <w:t>141</w:t>
             </w:r>
@@ -903,17 +949,17 @@
         </w:tc>
         <w:tc>
           <w:tcPr>
-            <w:tcW w:w="436" w:type="dxa"/>
-          </w:tcPr>
-          <w:p>
-            <w:pPr>
-              <w:rPr>
-                <w:rFonts w:hint="eastAsia"/>
-              </w:rPr>
-            </w:pPr>
-            <w:r>
-              <w:rPr>
-                <w:rFonts w:hint="eastAsia"/>
+            <w:tcW w:w="0" w:type="auto"/>
+          </w:tcPr>
+          <w:p>
+            <w:pPr>
+              <w:rPr>
+                <w:rFonts w:ascii="Times New Roman" w:eastAsia="宋体" w:hAnsi="Times New Roman" w:cs="Times New Roman"/>
+              </w:rPr>
+            </w:pPr>
+            <w:r>
+              <w:rPr>
+                <w:rFonts w:ascii="Times New Roman" w:eastAsia="宋体" w:hAnsi="Times New Roman" w:cs="Times New Roman"/>
               </w:rPr>
               <w:t>41</w:t>
             </w:r>
@@ -921,17 +967,17 @@
         </w:tc>
         <w:tc>
           <w:tcPr>
-            <w:tcW w:w="436" w:type="dxa"/>
-          </w:tcPr>
-          <w:p>
-            <w:pPr>
-              <w:rPr>
-                <w:rFonts w:hint="eastAsia"/>
-              </w:rPr>
-            </w:pPr>
-            <w:r>
-              <w:rPr>
-                <w:rFonts w:hint="eastAsia"/>
+            <w:tcW w:w="0" w:type="auto"/>
+          </w:tcPr>
+          <w:p>
+            <w:pPr>
+              <w:rPr>
+                <w:rFonts w:ascii="Times New Roman" w:eastAsia="宋体" w:hAnsi="Times New Roman" w:cs="Times New Roman"/>
+              </w:rPr>
+            </w:pPr>
+            <w:r>
+              <w:rPr>
+                <w:rFonts w:ascii="Times New Roman" w:eastAsia="宋体" w:hAnsi="Times New Roman" w:cs="Times New Roman"/>
               </w:rPr>
               <w:t>17</w:t>
             </w:r>
@@ -939,17 +985,17 @@
         </w:tc>
         <w:tc>
           <w:tcPr>
-            <w:tcW w:w="437" w:type="dxa"/>
-          </w:tcPr>
-          <w:p>
-            <w:pPr>
-              <w:rPr>
-                <w:rFonts w:hint="eastAsia"/>
-              </w:rPr>
-            </w:pPr>
-            <w:r>
-              <w:rPr>
-                <w:rFonts w:hint="eastAsia"/>
+            <w:tcW w:w="0" w:type="auto"/>
+          </w:tcPr>
+          <w:p>
+            <w:pPr>
+              <w:rPr>
+                <w:rFonts w:ascii="Times New Roman" w:eastAsia="宋体" w:hAnsi="Times New Roman" w:cs="Times New Roman"/>
+              </w:rPr>
+            </w:pPr>
+            <w:r>
+              <w:rPr>
+                <w:rFonts w:ascii="Times New Roman" w:eastAsia="宋体" w:hAnsi="Times New Roman" w:cs="Times New Roman"/>
               </w:rPr>
               <w:t>14</w:t>
             </w:r>
@@ -957,17 +1003,17 @@
         </w:tc>
         <w:tc>
           <w:tcPr>
-            <w:tcW w:w="437" w:type="dxa"/>
-          </w:tcPr>
-          <w:p>
-            <w:pPr>
-              <w:rPr>
-                <w:rFonts w:hint="eastAsia"/>
-              </w:rPr>
-            </w:pPr>
-            <w:r>
-              <w:rPr>
-                <w:rFonts w:hint="eastAsia"/>
+            <w:tcW w:w="0" w:type="auto"/>
+          </w:tcPr>
+          <w:p>
+            <w:pPr>
+              <w:rPr>
+                <w:rFonts w:ascii="Times New Roman" w:eastAsia="宋体" w:hAnsi="Times New Roman" w:cs="Times New Roman"/>
+              </w:rPr>
+            </w:pPr>
+            <w:r>
+              <w:rPr>
+                <w:rFonts w:ascii="Times New Roman" w:eastAsia="宋体" w:hAnsi="Times New Roman" w:cs="Times New Roman"/>
               </w:rPr>
               <w:t>43</w:t>
             </w:r>
@@ -975,17 +1021,17 @@
         </w:tc>
         <w:tc>
           <w:tcPr>
-            <w:tcW w:w="437" w:type="dxa"/>
-          </w:tcPr>
-          <w:p>
-            <w:pPr>
-              <w:rPr>
-                <w:rFonts w:hint="eastAsia"/>
-              </w:rPr>
-            </w:pPr>
-            <w:r>
-              <w:rPr>
-                <w:rFonts w:hint="eastAsia"/>
+            <w:tcW w:w="0" w:type="auto"/>
+          </w:tcPr>
+          <w:p>
+            <w:pPr>
+              <w:rPr>
+                <w:rFonts w:ascii="Times New Roman" w:eastAsia="宋体" w:hAnsi="Times New Roman" w:cs="Times New Roman"/>
+              </w:rPr>
+            </w:pPr>
+            <w:r>
+              <w:rPr>
+                <w:rFonts w:ascii="Times New Roman" w:eastAsia="宋体" w:hAnsi="Times New Roman" w:cs="Times New Roman"/>
               </w:rPr>
               <w:t>52</w:t>
             </w:r>
@@ -993,17 +1039,17 @@
         </w:tc>
         <w:tc>
           <w:tcPr>
-            <w:tcW w:w="437" w:type="dxa"/>
-          </w:tcPr>
-          <w:p>
-            <w:pPr>
-              <w:rPr>
-                <w:rFonts w:hint="eastAsia"/>
-              </w:rPr>
-            </w:pPr>
-            <w:r>
-              <w:rPr>
-                <w:rFonts w:hint="eastAsia"/>
+            <w:tcW w:w="0" w:type="auto"/>
+          </w:tcPr>
+          <w:p>
+            <w:pPr>
+              <w:rPr>
+                <w:rFonts w:ascii="Times New Roman" w:eastAsia="宋体" w:hAnsi="Times New Roman" w:cs="Times New Roman"/>
+              </w:rPr>
+            </w:pPr>
+            <w:r>
+              <w:rPr>
+                <w:rFonts w:ascii="Times New Roman" w:eastAsia="宋体" w:hAnsi="Times New Roman" w:cs="Times New Roman"/>
               </w:rPr>
               <w:t>8</w:t>
             </w:r>
@@ -1011,17 +1057,17 @@
         </w:tc>
         <w:tc>
           <w:tcPr>
-            <w:tcW w:w="437" w:type="dxa"/>
-          </w:tcPr>
-          <w:p>
-            <w:pPr>
-              <w:rPr>
-                <w:rFonts w:hint="eastAsia"/>
-              </w:rPr>
-            </w:pPr>
-            <w:r>
-              <w:rPr>
-                <w:rFonts w:hint="eastAsia"/>
+            <w:tcW w:w="0" w:type="auto"/>
+          </w:tcPr>
+          <w:p>
+            <w:pPr>
+              <w:rPr>
+                <w:rFonts w:ascii="Times New Roman" w:eastAsia="宋体" w:hAnsi="Times New Roman" w:cs="Times New Roman"/>
+              </w:rPr>
+            </w:pPr>
+            <w:r>
+              <w:rPr>
+                <w:rFonts w:ascii="Times New Roman" w:eastAsia="宋体" w:hAnsi="Times New Roman" w:cs="Times New Roman"/>
               </w:rPr>
               <w:t>35</w:t>
             </w:r>
@@ -1029,17 +1075,17 @@
         </w:tc>
         <w:tc>
           <w:tcPr>
-            <w:tcW w:w="437" w:type="dxa"/>
-          </w:tcPr>
-          <w:p>
-            <w:pPr>
-              <w:rPr>
-                <w:rFonts w:hint="eastAsia"/>
-              </w:rPr>
-            </w:pPr>
-            <w:r>
-              <w:rPr>
-                <w:rFonts w:hint="eastAsia"/>
+            <w:tcW w:w="0" w:type="auto"/>
+          </w:tcPr>
+          <w:p>
+            <w:pPr>
+              <w:rPr>
+                <w:rFonts w:ascii="Times New Roman" w:eastAsia="宋体" w:hAnsi="Times New Roman" w:cs="Times New Roman"/>
+              </w:rPr>
+            </w:pPr>
+            <w:r>
+              <w:rPr>
+                <w:rFonts w:ascii="Times New Roman" w:eastAsia="宋体" w:hAnsi="Times New Roman" w:cs="Times New Roman"/>
               </w:rPr>
               <w:t>162</w:t>
             </w:r>
@@ -1047,17 +1093,17 @@
         </w:tc>
         <w:tc>
           <w:tcPr>
-            <w:tcW w:w="437" w:type="dxa"/>
-          </w:tcPr>
-          <w:p>
-            <w:pPr>
-              <w:rPr>
-                <w:rFonts w:hint="eastAsia"/>
-              </w:rPr>
-            </w:pPr>
-            <w:r>
-              <w:rPr>
-                <w:rFonts w:hint="eastAsia"/>
+            <w:tcW w:w="0" w:type="auto"/>
+          </w:tcPr>
+          <w:p>
+            <w:pPr>
+              <w:rPr>
+                <w:rFonts w:ascii="Times New Roman" w:eastAsia="宋体" w:hAnsi="Times New Roman" w:cs="Times New Roman"/>
+              </w:rPr>
+            </w:pPr>
+            <w:r>
+              <w:rPr>
+                <w:rFonts w:ascii="Times New Roman" w:eastAsia="宋体" w:hAnsi="Times New Roman" w:cs="Times New Roman"/>
               </w:rPr>
               <w:t>74</w:t>
             </w:r>
@@ -1065,17 +1111,17 @@
         </w:tc>
         <w:tc>
           <w:tcPr>
-            <w:tcW w:w="437" w:type="dxa"/>
-          </w:tcPr>
-          <w:p>
-            <w:pPr>
-              <w:rPr>
-                <w:rFonts w:hint="eastAsia"/>
-              </w:rPr>
-            </w:pPr>
-            <w:r>
-              <w:rPr>
-                <w:rFonts w:hint="eastAsia"/>
+            <w:tcW w:w="0" w:type="auto"/>
+          </w:tcPr>
+          <w:p>
+            <w:pPr>
+              <w:rPr>
+                <w:rFonts w:ascii="Times New Roman" w:eastAsia="宋体" w:hAnsi="Times New Roman" w:cs="Times New Roman"/>
+              </w:rPr>
+            </w:pPr>
+            <w:r>
+              <w:rPr>
+                <w:rFonts w:ascii="Times New Roman" w:eastAsia="宋体" w:hAnsi="Times New Roman" w:cs="Times New Roman"/>
               </w:rPr>
               <w:t>151</w:t>
             </w:r>
@@ -1083,17 +1129,17 @@
         </w:tc>
         <w:tc>
           <w:tcPr>
-            <w:tcW w:w="437" w:type="dxa"/>
-          </w:tcPr>
-          <w:p>
-            <w:pPr>
-              <w:rPr>
-                <w:rFonts w:hint="eastAsia"/>
-              </w:rPr>
-            </w:pPr>
-            <w:r>
-              <w:rPr>
-                <w:rFonts w:hint="eastAsia"/>
+            <w:tcW w:w="0" w:type="auto"/>
+          </w:tcPr>
+          <w:p>
+            <w:pPr>
+              <w:rPr>
+                <w:rFonts w:ascii="Times New Roman" w:eastAsia="宋体" w:hAnsi="Times New Roman" w:cs="Times New Roman"/>
+              </w:rPr>
+            </w:pPr>
+            <w:r>
+              <w:rPr>
+                <w:rFonts w:ascii="Times New Roman" w:eastAsia="宋体" w:hAnsi="Times New Roman" w:cs="Times New Roman"/>
               </w:rPr>
               <w:t>55</w:t>
             </w:r>
@@ -1101,17 +1147,17 @@
         </w:tc>
         <w:tc>
           <w:tcPr>
-            <w:tcW w:w="437" w:type="dxa"/>
-          </w:tcPr>
-          <w:p>
-            <w:pPr>
-              <w:rPr>
-                <w:rFonts w:hint="eastAsia"/>
-              </w:rPr>
-            </w:pPr>
-            <w:r>
-              <w:rPr>
-                <w:rFonts w:hint="eastAsia"/>
+            <w:tcW w:w="0" w:type="auto"/>
+          </w:tcPr>
+          <w:p>
+            <w:pPr>
+              <w:rPr>
+                <w:rFonts w:ascii="Times New Roman" w:eastAsia="宋体" w:hAnsi="Times New Roman" w:cs="Times New Roman"/>
+              </w:rPr>
+            </w:pPr>
+            <w:r>
+              <w:rPr>
+                <w:rFonts w:ascii="Times New Roman" w:eastAsia="宋体" w:hAnsi="Times New Roman" w:cs="Times New Roman"/>
               </w:rPr>
               <w:t>37</w:t>
             </w:r>
@@ -1119,17 +1165,17 @@
         </w:tc>
         <w:tc>
           <w:tcPr>
-            <w:tcW w:w="437" w:type="dxa"/>
-          </w:tcPr>
-          <w:p>
-            <w:pPr>
-              <w:rPr>
-                <w:rFonts w:hint="eastAsia"/>
-              </w:rPr>
-            </w:pPr>
-            <w:r>
-              <w:rPr>
-                <w:rFonts w:hint="eastAsia"/>
+            <w:tcW w:w="0" w:type="auto"/>
+          </w:tcPr>
+          <w:p>
+            <w:pPr>
+              <w:rPr>
+                <w:rFonts w:ascii="Times New Roman" w:eastAsia="宋体" w:hAnsi="Times New Roman" w:cs="Times New Roman"/>
+              </w:rPr>
+            </w:pPr>
+            <w:r>
+              <w:rPr>
+                <w:rFonts w:ascii="Times New Roman" w:eastAsia="宋体" w:hAnsi="Times New Roman" w:cs="Times New Roman"/>
               </w:rPr>
               <w:t>47</w:t>
             </w:r>
@@ -1137,17 +1183,17 @@
         </w:tc>
         <w:tc>
           <w:tcPr>
-            <w:tcW w:w="437" w:type="dxa"/>
-          </w:tcPr>
-          <w:p>
-            <w:pPr>
-              <w:rPr>
-                <w:rFonts w:hint="eastAsia"/>
-              </w:rPr>
-            </w:pPr>
-            <w:r>
-              <w:rPr>
-                <w:rFonts w:hint="eastAsia"/>
+            <w:tcW w:w="0" w:type="auto"/>
+          </w:tcPr>
+          <w:p>
+            <w:pPr>
+              <w:rPr>
+                <w:rFonts w:ascii="Times New Roman" w:eastAsia="宋体" w:hAnsi="Times New Roman" w:cs="Times New Roman"/>
+              </w:rPr>
+            </w:pPr>
+            <w:r>
+              <w:rPr>
+                <w:rFonts w:ascii="Times New Roman" w:eastAsia="宋体" w:hAnsi="Times New Roman" w:cs="Times New Roman"/>
               </w:rPr>
               <w:t>57</w:t>
             </w:r>
@@ -1155,16 +1201,54 @@
         </w:tc>
       </w:tr>
     </w:tbl>
-    <w:p/>
     <w:p>
+      <w:pPr>
+        <w:rPr>
+          <w:rFonts w:ascii="Times New Roman" w:eastAsia="宋体" w:hAnsi="Times New Roman" w:cs="Times New Roman"/>
+        </w:rPr>
+      </w:pPr>
+    </w:p>
+    <w:p>
+      <w:pPr>
+        <w:widowControl/>
+        <w:rPr>
+          <w:rFonts w:ascii="Times New Roman" w:eastAsia="宋体" w:hAnsi="Times New Roman" w:cs="Times New Roman"/>
+        </w:rPr>
+      </w:pPr>
       <w:r>
         <w:rPr>
-          <w:rFonts w:hint="eastAsia"/>
+          <w:rFonts w:ascii="Times New Roman" w:eastAsia="宋体" w:hAnsi="Times New Roman" w:cs="Times New Roman"/>
+        </w:rPr>
+        <w:br w:type="page"/>
+      </w:r>
+    </w:p>
+    <w:p>
+      <w:pPr>
+        <w:rPr>
+          <w:rFonts w:ascii="Times New Roman" w:eastAsia="宋体" w:hAnsi="Times New Roman" w:cs="Times New Roman"/>
+        </w:rPr>
+      </w:pPr>
+    </w:p>
+    <w:p>
+      <w:pPr>
+        <w:rPr>
+          <w:rFonts w:ascii="Times New Roman" w:eastAsia="宋体" w:hAnsi="Times New Roman" w:cs="Times New Roman"/>
+        </w:rPr>
+      </w:pPr>
+      <w:r>
+        <w:rPr>
+          <w:rFonts w:ascii="Times New Roman" w:eastAsia="宋体" w:hAnsi="Times New Roman" w:cs="Times New Roman"/>
         </w:rPr>
         <w:t>本会出品者统计表（连公司团体在内）</w:t>
       </w:r>
     </w:p>
-    <w:p/>
+    <w:p>
+      <w:pPr>
+        <w:rPr>
+          <w:rFonts w:ascii="Times New Roman" w:eastAsia="宋体" w:hAnsi="Times New Roman" w:cs="Times New Roman"/>
+        </w:rPr>
+      </w:pPr>
+    </w:p>
     <w:tbl>
       <w:tblPr>
         <w:tblStyle w:val="af2"/>
@@ -1183,12 +1267,12 @@
           <w:p>
             <w:pPr>
               <w:rPr>
-                <w:rFonts w:hint="eastAsia"/>
-              </w:rPr>
-            </w:pPr>
-            <w:r>
-              <w:rPr>
-                <w:rFonts w:hint="eastAsia"/>
+                <w:rFonts w:ascii="Times New Roman" w:eastAsia="宋体" w:hAnsi="Times New Roman" w:cs="Times New Roman"/>
+              </w:rPr>
+            </w:pPr>
+            <w:r>
+              <w:rPr>
+                <w:rFonts w:ascii="Times New Roman" w:eastAsia="宋体" w:hAnsi="Times New Roman" w:cs="Times New Roman"/>
               </w:rPr>
               <w:t>出品种类</w:t>
             </w:r>
@@ -1201,12 +1285,12 @@
           <w:p>
             <w:pPr>
               <w:rPr>
-                <w:rFonts w:hint="eastAsia"/>
-              </w:rPr>
-            </w:pPr>
-            <w:r>
-              <w:rPr>
-                <w:rFonts w:hint="eastAsia"/>
+                <w:rFonts w:ascii="Times New Roman" w:eastAsia="宋体" w:hAnsi="Times New Roman" w:cs="Times New Roman"/>
+              </w:rPr>
+            </w:pPr>
+            <w:r>
+              <w:rPr>
+                <w:rFonts w:ascii="Times New Roman" w:eastAsia="宋体" w:hAnsi="Times New Roman" w:cs="Times New Roman"/>
               </w:rPr>
               <w:t>出品者数目</w:t>
             </w:r>
@@ -1221,12 +1305,12 @@
           <w:p>
             <w:pPr>
               <w:rPr>
-                <w:rFonts w:hint="eastAsia"/>
-              </w:rPr>
-            </w:pPr>
-            <w:r>
-              <w:rPr>
-                <w:rFonts w:hint="eastAsia"/>
+                <w:rFonts w:ascii="Times New Roman" w:eastAsia="宋体" w:hAnsi="Times New Roman" w:cs="Times New Roman"/>
+              </w:rPr>
+            </w:pPr>
+            <w:r>
+              <w:rPr>
+                <w:rFonts w:ascii="Times New Roman" w:eastAsia="宋体" w:hAnsi="Times New Roman" w:cs="Times New Roman"/>
               </w:rPr>
               <w:t>食用原料</w:t>
             </w:r>
@@ -1239,12 +1323,12 @@
           <w:p>
             <w:pPr>
               <w:rPr>
-                <w:rFonts w:hint="eastAsia"/>
-              </w:rPr>
-            </w:pPr>
-            <w:r>
-              <w:rPr>
-                <w:rFonts w:hint="eastAsia"/>
+                <w:rFonts w:ascii="Times New Roman" w:eastAsia="宋体" w:hAnsi="Times New Roman" w:cs="Times New Roman"/>
+              </w:rPr>
+            </w:pPr>
+            <w:r>
+              <w:rPr>
+                <w:rFonts w:ascii="Times New Roman" w:eastAsia="宋体" w:hAnsi="Times New Roman" w:cs="Times New Roman"/>
               </w:rPr>
               <w:t>102</w:t>
             </w:r>
@@ -1259,12 +1343,12 @@
           <w:p>
             <w:pPr>
               <w:rPr>
-                <w:rFonts w:hint="eastAsia"/>
-              </w:rPr>
-            </w:pPr>
-            <w:r>
-              <w:rPr>
-                <w:rFonts w:hint="eastAsia"/>
+                <w:rFonts w:ascii="Times New Roman" w:eastAsia="宋体" w:hAnsi="Times New Roman" w:cs="Times New Roman"/>
+              </w:rPr>
+            </w:pPr>
+            <w:r>
+              <w:rPr>
+                <w:rFonts w:ascii="Times New Roman" w:eastAsia="宋体" w:hAnsi="Times New Roman" w:cs="Times New Roman"/>
               </w:rPr>
               <w:t>制造原料</w:t>
             </w:r>
@@ -1277,12 +1361,12 @@
           <w:p>
             <w:pPr>
               <w:rPr>
-                <w:rFonts w:hint="eastAsia"/>
-              </w:rPr>
-            </w:pPr>
-            <w:r>
-              <w:rPr>
-                <w:rFonts w:hint="eastAsia"/>
+                <w:rFonts w:ascii="Times New Roman" w:eastAsia="宋体" w:hAnsi="Times New Roman" w:cs="Times New Roman"/>
+              </w:rPr>
+            </w:pPr>
+            <w:r>
+              <w:rPr>
+                <w:rFonts w:ascii="Times New Roman" w:eastAsia="宋体" w:hAnsi="Times New Roman" w:cs="Times New Roman"/>
               </w:rPr>
               <w:t>147</w:t>
             </w:r>
@@ -1297,12 +1381,12 @@
           <w:p>
             <w:pPr>
               <w:rPr>
-                <w:rFonts w:hint="eastAsia"/>
-              </w:rPr>
-            </w:pPr>
-            <w:r>
-              <w:rPr>
-                <w:rFonts w:hint="eastAsia"/>
+                <w:rFonts w:ascii="Times New Roman" w:eastAsia="宋体" w:hAnsi="Times New Roman" w:cs="Times New Roman"/>
+              </w:rPr>
+            </w:pPr>
+            <w:r>
+              <w:rPr>
+                <w:rFonts w:ascii="Times New Roman" w:eastAsia="宋体" w:hAnsi="Times New Roman" w:cs="Times New Roman"/>
               </w:rPr>
               <w:t>毛皮与皮草</w:t>
             </w:r>
@@ -1315,12 +1399,12 @@
           <w:p>
             <w:pPr>
               <w:rPr>
-                <w:rFonts w:hint="eastAsia"/>
-              </w:rPr>
-            </w:pPr>
-            <w:r>
-              <w:rPr>
-                <w:rFonts w:hint="eastAsia"/>
+                <w:rFonts w:ascii="Times New Roman" w:eastAsia="宋体" w:hAnsi="Times New Roman" w:cs="Times New Roman"/>
+              </w:rPr>
+            </w:pPr>
+            <w:r>
+              <w:rPr>
+                <w:rFonts w:ascii="Times New Roman" w:eastAsia="宋体" w:hAnsi="Times New Roman" w:cs="Times New Roman"/>
               </w:rPr>
               <w:t>57</w:t>
             </w:r>
@@ -1335,12 +1419,12 @@
           <w:p>
             <w:pPr>
               <w:rPr>
-                <w:rFonts w:hint="eastAsia"/>
-              </w:rPr>
-            </w:pPr>
-            <w:r>
-              <w:rPr>
-                <w:rFonts w:hint="eastAsia"/>
+                <w:rFonts w:ascii="Times New Roman" w:eastAsia="宋体" w:hAnsi="Times New Roman" w:cs="Times New Roman"/>
+              </w:rPr>
+            </w:pPr>
+            <w:r>
+              <w:rPr>
+                <w:rFonts w:ascii="Times New Roman" w:eastAsia="宋体" w:hAnsi="Times New Roman" w:cs="Times New Roman"/>
               </w:rPr>
               <w:t>工业媒介品</w:t>
             </w:r>
@@ -1353,12 +1437,12 @@
           <w:p>
             <w:pPr>
               <w:rPr>
-                <w:rFonts w:hint="eastAsia"/>
-              </w:rPr>
-            </w:pPr>
-            <w:r>
-              <w:rPr>
-                <w:rFonts w:hint="eastAsia"/>
+                <w:rFonts w:ascii="Times New Roman" w:eastAsia="宋体" w:hAnsi="Times New Roman" w:cs="Times New Roman"/>
+              </w:rPr>
+            </w:pPr>
+            <w:r>
+              <w:rPr>
+                <w:rFonts w:ascii="Times New Roman" w:eastAsia="宋体" w:hAnsi="Times New Roman" w:cs="Times New Roman"/>
               </w:rPr>
               <w:t>56</w:t>
             </w:r>
@@ -1373,12 +1457,12 @@
           <w:p>
             <w:pPr>
               <w:rPr>
-                <w:rFonts w:hint="eastAsia"/>
-              </w:rPr>
-            </w:pPr>
-            <w:r>
-              <w:rPr>
-                <w:rFonts w:hint="eastAsia"/>
+                <w:rFonts w:ascii="Times New Roman" w:eastAsia="宋体" w:hAnsi="Times New Roman" w:cs="Times New Roman"/>
+              </w:rPr>
+            </w:pPr>
+            <w:r>
+              <w:rPr>
+                <w:rFonts w:ascii="Times New Roman" w:eastAsia="宋体" w:hAnsi="Times New Roman" w:cs="Times New Roman"/>
               </w:rPr>
               <w:t>饮食工业品</w:t>
             </w:r>
@@ -1391,12 +1475,12 @@
           <w:p>
             <w:pPr>
               <w:rPr>
-                <w:rFonts w:hint="eastAsia"/>
-              </w:rPr>
-            </w:pPr>
-            <w:r>
-              <w:rPr>
-                <w:rFonts w:hint="eastAsia"/>
+                <w:rFonts w:ascii="Times New Roman" w:eastAsia="宋体" w:hAnsi="Times New Roman" w:cs="Times New Roman"/>
+              </w:rPr>
+            </w:pPr>
+            <w:r>
+              <w:rPr>
+                <w:rFonts w:ascii="Times New Roman" w:eastAsia="宋体" w:hAnsi="Times New Roman" w:cs="Times New Roman"/>
               </w:rPr>
               <w:t>470</w:t>
             </w:r>
@@ -1411,12 +1495,12 @@
           <w:p>
             <w:pPr>
               <w:rPr>
-                <w:rFonts w:hint="eastAsia"/>
-              </w:rPr>
-            </w:pPr>
-            <w:r>
-              <w:rPr>
-                <w:rFonts w:hint="eastAsia"/>
+                <w:rFonts w:ascii="Times New Roman" w:eastAsia="宋体" w:hAnsi="Times New Roman" w:cs="Times New Roman"/>
+              </w:rPr>
+            </w:pPr>
+            <w:r>
+              <w:rPr>
+                <w:rFonts w:ascii="Times New Roman" w:eastAsia="宋体" w:hAnsi="Times New Roman" w:cs="Times New Roman"/>
               </w:rPr>
               <w:t>纺织工业品</w:t>
             </w:r>
@@ -1429,12 +1513,12 @@
           <w:p>
             <w:pPr>
               <w:rPr>
-                <w:rFonts w:hint="eastAsia"/>
-              </w:rPr>
-            </w:pPr>
-            <w:r>
-              <w:rPr>
-                <w:rFonts w:hint="eastAsia"/>
+                <w:rFonts w:ascii="Times New Roman" w:eastAsia="宋体" w:hAnsi="Times New Roman" w:cs="Times New Roman"/>
+              </w:rPr>
+            </w:pPr>
+            <w:r>
+              <w:rPr>
+                <w:rFonts w:ascii="Times New Roman" w:eastAsia="宋体" w:hAnsi="Times New Roman" w:cs="Times New Roman"/>
               </w:rPr>
               <w:t>510</w:t>
             </w:r>
@@ -1449,12 +1533,12 @@
           <w:p>
             <w:pPr>
               <w:rPr>
-                <w:rFonts w:hint="eastAsia"/>
-              </w:rPr>
-            </w:pPr>
-            <w:r>
-              <w:rPr>
-                <w:rFonts w:hint="eastAsia"/>
+                <w:rFonts w:ascii="Times New Roman" w:eastAsia="宋体" w:hAnsi="Times New Roman" w:cs="Times New Roman"/>
+              </w:rPr>
+            </w:pPr>
+            <w:r>
+              <w:rPr>
+                <w:rFonts w:ascii="Times New Roman" w:eastAsia="宋体" w:hAnsi="Times New Roman" w:cs="Times New Roman"/>
               </w:rPr>
               <w:t>建筑工业品</w:t>
             </w:r>
@@ -1467,12 +1551,12 @@
           <w:p>
             <w:pPr>
               <w:rPr>
-                <w:rFonts w:hint="eastAsia"/>
-              </w:rPr>
-            </w:pPr>
-            <w:r>
-              <w:rPr>
-                <w:rFonts w:hint="eastAsia"/>
+                <w:rFonts w:ascii="Times New Roman" w:eastAsia="宋体" w:hAnsi="Times New Roman" w:cs="Times New Roman"/>
+              </w:rPr>
+            </w:pPr>
+            <w:r>
+              <w:rPr>
+                <w:rFonts w:ascii="Times New Roman" w:eastAsia="宋体" w:hAnsi="Times New Roman" w:cs="Times New Roman"/>
               </w:rPr>
               <w:t>87</w:t>
             </w:r>
@@ -1487,12 +1571,12 @@
           <w:p>
             <w:pPr>
               <w:rPr>
-                <w:rFonts w:hint="eastAsia"/>
-              </w:rPr>
-            </w:pPr>
-            <w:r>
-              <w:rPr>
-                <w:rFonts w:hint="eastAsia"/>
+                <w:rFonts w:ascii="Times New Roman" w:eastAsia="宋体" w:hAnsi="Times New Roman" w:cs="Times New Roman"/>
+              </w:rPr>
+            </w:pPr>
+            <w:r>
+              <w:rPr>
+                <w:rFonts w:ascii="Times New Roman" w:eastAsia="宋体" w:hAnsi="Times New Roman" w:cs="Times New Roman"/>
               </w:rPr>
               <w:t>人身日用品</w:t>
             </w:r>
@@ -1505,12 +1589,12 @@
           <w:p>
             <w:pPr>
               <w:rPr>
-                <w:rFonts w:hint="eastAsia"/>
-              </w:rPr>
-            </w:pPr>
-            <w:r>
-              <w:rPr>
-                <w:rFonts w:hint="eastAsia"/>
+                <w:rFonts w:ascii="Times New Roman" w:eastAsia="宋体" w:hAnsi="Times New Roman" w:cs="Times New Roman"/>
+              </w:rPr>
+            </w:pPr>
+            <w:r>
+              <w:rPr>
+                <w:rFonts w:ascii="Times New Roman" w:eastAsia="宋体" w:hAnsi="Times New Roman" w:cs="Times New Roman"/>
               </w:rPr>
               <w:t>440</w:t>
             </w:r>
@@ -1525,12 +1609,12 @@
           <w:p>
             <w:pPr>
               <w:rPr>
-                <w:rFonts w:hint="eastAsia"/>
-              </w:rPr>
-            </w:pPr>
-            <w:r>
-              <w:rPr>
-                <w:rFonts w:hint="eastAsia"/>
+                <w:rFonts w:ascii="Times New Roman" w:eastAsia="宋体" w:hAnsi="Times New Roman" w:cs="Times New Roman"/>
+              </w:rPr>
+            </w:pPr>
+            <w:r>
+              <w:rPr>
+                <w:rFonts w:ascii="Times New Roman" w:eastAsia="宋体" w:hAnsi="Times New Roman" w:cs="Times New Roman"/>
               </w:rPr>
               <w:t>家庭日用品</w:t>
             </w:r>
@@ -1543,12 +1627,12 @@
           <w:p>
             <w:pPr>
               <w:rPr>
-                <w:rFonts w:hint="eastAsia"/>
-              </w:rPr>
-            </w:pPr>
-            <w:r>
-              <w:rPr>
-                <w:rFonts w:hint="eastAsia"/>
+                <w:rFonts w:ascii="Times New Roman" w:eastAsia="宋体" w:hAnsi="Times New Roman" w:cs="Times New Roman"/>
+              </w:rPr>
+            </w:pPr>
+            <w:r>
+              <w:rPr>
+                <w:rFonts w:ascii="Times New Roman" w:eastAsia="宋体" w:hAnsi="Times New Roman" w:cs="Times New Roman"/>
               </w:rPr>
               <w:t>370</w:t>
             </w:r>
@@ -1563,12 +1647,12 @@
           <w:p>
             <w:pPr>
               <w:rPr>
-                <w:rFonts w:hint="eastAsia"/>
-              </w:rPr>
-            </w:pPr>
-            <w:r>
-              <w:rPr>
-                <w:rFonts w:hint="eastAsia"/>
+                <w:rFonts w:ascii="Times New Roman" w:eastAsia="宋体" w:hAnsi="Times New Roman" w:cs="Times New Roman"/>
+              </w:rPr>
+            </w:pPr>
+            <w:r>
+              <w:rPr>
+                <w:rFonts w:ascii="Times New Roman" w:eastAsia="宋体" w:hAnsi="Times New Roman" w:cs="Times New Roman"/>
               </w:rPr>
               <w:t>艺术与新商品</w:t>
             </w:r>
@@ -1581,12 +1665,12 @@
           <w:p>
             <w:pPr>
               <w:rPr>
-                <w:rFonts w:hint="eastAsia"/>
-              </w:rPr>
-            </w:pPr>
-            <w:r>
-              <w:rPr>
-                <w:rFonts w:hint="eastAsia"/>
+                <w:rFonts w:ascii="Times New Roman" w:eastAsia="宋体" w:hAnsi="Times New Roman" w:cs="Times New Roman"/>
+              </w:rPr>
+            </w:pPr>
+            <w:r>
+              <w:rPr>
+                <w:rFonts w:ascii="Times New Roman" w:eastAsia="宋体" w:hAnsi="Times New Roman" w:cs="Times New Roman"/>
               </w:rPr>
               <w:t>146</w:t>
             </w:r>
@@ -1601,12 +1685,12 @@
           <w:p>
             <w:pPr>
               <w:rPr>
-                <w:rFonts w:hint="eastAsia"/>
-              </w:rPr>
-            </w:pPr>
-            <w:r>
-              <w:rPr>
-                <w:rFonts w:hint="eastAsia"/>
+                <w:rFonts w:ascii="Times New Roman" w:eastAsia="宋体" w:hAnsi="Times New Roman" w:cs="Times New Roman"/>
+              </w:rPr>
+            </w:pPr>
+            <w:r>
+              <w:rPr>
+                <w:rFonts w:ascii="Times New Roman" w:eastAsia="宋体" w:hAnsi="Times New Roman" w:cs="Times New Roman"/>
               </w:rPr>
               <w:t>教育与印刷用品</w:t>
             </w:r>
@@ -1619,12 +1703,12 @@
           <w:p>
             <w:pPr>
               <w:rPr>
-                <w:rFonts w:hint="eastAsia"/>
-              </w:rPr>
-            </w:pPr>
-            <w:r>
-              <w:rPr>
-                <w:rFonts w:hint="eastAsia"/>
+                <w:rFonts w:ascii="Times New Roman" w:eastAsia="宋体" w:hAnsi="Times New Roman" w:cs="Times New Roman"/>
+              </w:rPr>
+            </w:pPr>
+            <w:r>
+              <w:rPr>
+                <w:rFonts w:ascii="Times New Roman" w:eastAsia="宋体" w:hAnsi="Times New Roman" w:cs="Times New Roman"/>
               </w:rPr>
               <w:t>220</w:t>
             </w:r>
@@ -1639,12 +1723,12 @@
           <w:p>
             <w:pPr>
               <w:rPr>
-                <w:rFonts w:hint="eastAsia"/>
-              </w:rPr>
-            </w:pPr>
-            <w:r>
-              <w:rPr>
-                <w:rFonts w:hint="eastAsia"/>
+                <w:rFonts w:ascii="Times New Roman" w:eastAsia="宋体" w:hAnsi="Times New Roman" w:cs="Times New Roman"/>
+              </w:rPr>
+            </w:pPr>
+            <w:r>
+              <w:rPr>
+                <w:rFonts w:ascii="Times New Roman" w:eastAsia="宋体" w:hAnsi="Times New Roman" w:cs="Times New Roman"/>
               </w:rPr>
               <w:t>医药用品</w:t>
             </w:r>
@@ -1657,12 +1741,12 @@
           <w:p>
             <w:pPr>
               <w:rPr>
-                <w:rFonts w:hint="eastAsia"/>
-              </w:rPr>
-            </w:pPr>
-            <w:r>
-              <w:rPr>
-                <w:rFonts w:hint="eastAsia"/>
+                <w:rFonts w:ascii="Times New Roman" w:eastAsia="宋体" w:hAnsi="Times New Roman" w:cs="Times New Roman"/>
+              </w:rPr>
+            </w:pPr>
+            <w:r>
+              <w:rPr>
+                <w:rFonts w:ascii="Times New Roman" w:eastAsia="宋体" w:hAnsi="Times New Roman" w:cs="Times New Roman"/>
               </w:rPr>
               <w:t>329</w:t>
             </w:r>
@@ -1677,14 +1761,13 @@
           <w:p>
             <w:pPr>
               <w:rPr>
-                <w:rFonts w:hint="eastAsia"/>
-              </w:rPr>
-            </w:pPr>
-            <w:r>
-              <w:rPr>
-                <w:rFonts w:hint="eastAsia"/>
-              </w:rPr>
-              <w:lastRenderedPageBreak/>
+                <w:rFonts w:ascii="Times New Roman" w:eastAsia="宋体" w:hAnsi="Times New Roman" w:cs="Times New Roman"/>
+              </w:rPr>
+            </w:pPr>
+            <w:r>
+              <w:rPr>
+                <w:rFonts w:ascii="Times New Roman" w:eastAsia="宋体" w:hAnsi="Times New Roman" w:cs="Times New Roman"/>
+              </w:rPr>
               <w:t>机械与电器</w:t>
             </w:r>
           </w:p>
@@ -1696,12 +1779,12 @@
           <w:p>
             <w:pPr>
               <w:rPr>
-                <w:rFonts w:hint="eastAsia"/>
-              </w:rPr>
-            </w:pPr>
-            <w:r>
-              <w:rPr>
-                <w:rFonts w:hint="eastAsia"/>
+                <w:rFonts w:ascii="Times New Roman" w:eastAsia="宋体" w:hAnsi="Times New Roman" w:cs="Times New Roman"/>
+              </w:rPr>
+            </w:pPr>
+            <w:r>
+              <w:rPr>
+                <w:rFonts w:ascii="Times New Roman" w:eastAsia="宋体" w:hAnsi="Times New Roman" w:cs="Times New Roman"/>
               </w:rPr>
               <w:t>103</w:t>
             </w:r>
@@ -1716,12 +1799,12 @@
           <w:p>
             <w:pPr>
               <w:rPr>
-                <w:rFonts w:hint="eastAsia"/>
-              </w:rPr>
-            </w:pPr>
-            <w:r>
-              <w:rPr>
-                <w:rFonts w:hint="eastAsia"/>
+                <w:rFonts w:ascii="Times New Roman" w:eastAsia="宋体" w:hAnsi="Times New Roman" w:cs="Times New Roman"/>
+              </w:rPr>
+            </w:pPr>
+            <w:r>
+              <w:rPr>
+                <w:rFonts w:ascii="Times New Roman" w:eastAsia="宋体" w:hAnsi="Times New Roman" w:cs="Times New Roman"/>
               </w:rPr>
               <w:t>其他用品</w:t>
             </w:r>
@@ -1734,12 +1817,12 @@
           <w:p>
             <w:pPr>
               <w:rPr>
-                <w:rFonts w:hint="eastAsia"/>
-              </w:rPr>
-            </w:pPr>
-            <w:r>
-              <w:rPr>
-                <w:rFonts w:hint="eastAsia"/>
+                <w:rFonts w:ascii="Times New Roman" w:eastAsia="宋体" w:hAnsi="Times New Roman" w:cs="Times New Roman"/>
+              </w:rPr>
+            </w:pPr>
+            <w:r>
+              <w:rPr>
+                <w:rFonts w:ascii="Times New Roman" w:eastAsia="宋体" w:hAnsi="Times New Roman" w:cs="Times New Roman"/>
               </w:rPr>
               <w:t>73</w:t>
             </w:r>
@@ -1754,12 +1837,12 @@
           <w:p>
             <w:pPr>
               <w:rPr>
-                <w:rFonts w:hint="eastAsia"/>
-              </w:rPr>
-            </w:pPr>
-            <w:r>
-              <w:rPr>
-                <w:rFonts w:hint="eastAsia"/>
+                <w:rFonts w:ascii="Times New Roman" w:eastAsia="宋体" w:hAnsi="Times New Roman" w:cs="Times New Roman"/>
+              </w:rPr>
+            </w:pPr>
+            <w:r>
+              <w:rPr>
+                <w:rFonts w:ascii="Times New Roman" w:eastAsia="宋体" w:hAnsi="Times New Roman" w:cs="Times New Roman"/>
               </w:rPr>
               <w:t>总计</w:t>
             </w:r>
@@ -1772,12 +1855,12 @@
           <w:p>
             <w:pPr>
               <w:rPr>
-                <w:rFonts w:hint="eastAsia"/>
-              </w:rPr>
-            </w:pPr>
-            <w:r>
-              <w:rPr>
-                <w:rFonts w:hint="eastAsia"/>
+                <w:rFonts w:ascii="Times New Roman" w:eastAsia="宋体" w:hAnsi="Times New Roman" w:cs="Times New Roman"/>
+              </w:rPr>
+            </w:pPr>
+            <w:r>
+              <w:rPr>
+                <w:rFonts w:ascii="Times New Roman" w:eastAsia="宋体" w:hAnsi="Times New Roman" w:cs="Times New Roman"/>
               </w:rPr>
               <w:t>3.114</w:t>
             </w:r>
@@ -1785,35 +1868,61 @@
         </w:tc>
       </w:tr>
     </w:tbl>
-    <w:p/>
     <w:p>
+      <w:pPr>
+        <w:rPr>
+          <w:rFonts w:ascii="Times New Roman" w:eastAsia="宋体" w:hAnsi="Times New Roman" w:cs="Times New Roman"/>
+        </w:rPr>
+      </w:pPr>
+    </w:p>
+    <w:p>
+      <w:pPr>
+        <w:rPr>
+          <w:rFonts w:ascii="Times New Roman" w:eastAsia="宋体" w:hAnsi="Times New Roman" w:cs="Times New Roman"/>
+        </w:rPr>
+      </w:pPr>
       <w:r>
         <w:rPr>
-          <w:rFonts w:hint="eastAsia"/>
+          <w:rFonts w:ascii="Times New Roman" w:eastAsia="宋体" w:hAnsi="Times New Roman" w:cs="Times New Roman"/>
         </w:rPr>
         <w:t>江苏省出品给奖等第一览表</w:t>
       </w:r>
     </w:p>
     <w:p>
+      <w:pPr>
+        <w:rPr>
+          <w:rFonts w:ascii="Times New Roman" w:eastAsia="宋体" w:hAnsi="Times New Roman" w:cs="Times New Roman"/>
+        </w:rPr>
+      </w:pPr>
       <w:r>
         <w:rPr>
-          <w:rFonts w:hint="eastAsia"/>
+          <w:rFonts w:ascii="Times New Roman" w:eastAsia="宋体" w:hAnsi="Times New Roman" w:cs="Times New Roman"/>
         </w:rPr>
         <w:t>三友实业社；纺织品、服用品；特等、优等</w:t>
       </w:r>
     </w:p>
     <w:p>
+      <w:pPr>
+        <w:rPr>
+          <w:rFonts w:ascii="Times New Roman" w:eastAsia="宋体" w:hAnsi="Times New Roman" w:cs="Times New Roman"/>
+        </w:rPr>
+      </w:pPr>
       <w:r>
         <w:rPr>
-          <w:rFonts w:hint="eastAsia"/>
+          <w:rFonts w:ascii="Times New Roman" w:eastAsia="宋体" w:hAnsi="Times New Roman" w:cs="Times New Roman"/>
         </w:rPr>
         <w:t>锦华丝绸厂；素毛葛、绒、旗袍料；优等</w:t>
       </w:r>
     </w:p>
     <w:p>
+      <w:pPr>
+        <w:rPr>
+          <w:rFonts w:ascii="Times New Roman" w:eastAsia="宋体" w:hAnsi="Times New Roman" w:cs="Times New Roman"/>
+        </w:rPr>
+      </w:pPr>
       <w:r>
         <w:rPr>
-          <w:rFonts w:hint="eastAsia"/>
+          <w:rFonts w:ascii="Times New Roman" w:eastAsia="宋体" w:hAnsi="Times New Roman" w:cs="Times New Roman"/>
         </w:rPr>
         <w:t>王永兴缎号；中山绸、（米庄）花旗袍料；优等（南京）</w:t>
       </w:r>
@@ -1821,18 +1930,18 @@
     <w:p>
       <w:pPr>
         <w:rPr>
-          <w:rFonts w:hint="eastAsia"/>
+          <w:rFonts w:ascii="Times New Roman" w:eastAsia="宋体" w:hAnsi="Times New Roman" w:cs="Times New Roman"/>
         </w:rPr>
       </w:pPr>
       <w:r>
         <w:rPr>
-          <w:rFonts w:hint="eastAsia"/>
+          <w:rFonts w:ascii="Times New Roman" w:eastAsia="宋体" w:hAnsi="Times New Roman" w:cs="Times New Roman"/>
         </w:rPr>
         <w:t>袁震和绸厂；丝绸风景、绫缎</w:t>
       </w:r>
       <w:r>
         <w:rPr>
-          <w:rFonts w:hint="eastAsia"/>
+          <w:rFonts w:ascii="Times New Roman" w:eastAsia="宋体" w:hAnsi="Times New Roman" w:cs="Times New Roman"/>
         </w:rPr>
         <w:t>旗袍马甲等；优等、特等（杭州）</w:t>
       </w:r>
